--- a/STAGING/claude-repin-fhir-harness-smart-base/smart-trust/GDHCN_Administrative_and_Operational_Framework.docx
+++ b/STAGING/claude-repin-fhir-harness-smart-base/smart-trust/GDHCN_Administrative_and_Operational_Framework.docx
@@ -52,9 +52,11 @@
         </w:rPr>
         <w:t xml:space="preserve"> </w:t>
       </w:r>
+      <w:proofErr w:type="gramStart"/>
       <w:r>
         <w:t>OPERATIONS</w:t>
       </w:r>
+      <w:proofErr w:type="gramEnd"/>
       <w:r>
         <w:rPr>
           <w:spacing w:val="-7"/>
@@ -487,8 +489,13 @@
               <w:spacing w:before="120" w:line="276" w:lineRule="auto"/>
               <w:jc w:val="both"/>
             </w:pPr>
+            <w:proofErr w:type="gramStart"/>
             <w:r>
-              <w:t>Renumbering of clauses</w:t>
+              <w:t>Renumbering of</w:t>
+            </w:r>
+            <w:proofErr w:type="gramEnd"/>
+            <w:r>
+              <w:t xml:space="preserve"> clauses</w:t>
             </w:r>
             <w:r>
               <w:t>, footnotes</w:t>
@@ -572,6 +579,116 @@
             </w:pPr>
             <w:r>
               <w:t>Addition of version control table</w:t>
+            </w:r>
+          </w:p>
+        </w:tc>
+      </w:tr>
+      <w:tr>
+        <w:tc>
+          <w:tcPr>
+            <w:tcW w:w="1165" w:type="dxa"/>
+          </w:tcPr>
+          <w:p>
+            <w:pPr>
+              <w:spacing w:before="120" w:line="276" w:lineRule="auto"/>
+              <w:ind w:left="360"/>
+            </w:pPr>
+            <w:r>
+              <w:t>1.2</w:t>
+            </w:r>
+          </w:p>
+        </w:tc>
+        <w:tc>
+          <w:tcPr>
+            <w:tcW w:w="1980" w:type="dxa"/>
+          </w:tcPr>
+          <w:p>
+            <w:pPr>
+              <w:spacing w:before="120" w:line="276" w:lineRule="auto"/>
+              <w:ind w:left="360"/>
+            </w:pPr>
+            <w:r>
+              <w:t>09 October</w:t>
+            </w:r>
+            <w:r>
+              <w:t xml:space="preserve"> 2026</w:t>
+            </w:r>
+          </w:p>
+        </w:tc>
+        <w:tc>
+          <w:tcPr>
+            <w:tcW w:w="6205" w:type="dxa"/>
+          </w:tcPr>
+          <w:p>
+            <w:pPr>
+              <w:pStyle w:val="ListParagraph"/>
+              <w:numPr>
+                <w:ilvl w:val="0"/>
+                <w:numId w:val="15"/>
+              </w:numPr>
+              <w:spacing w:before="120" w:line="276" w:lineRule="auto"/>
+              <w:jc w:val="both"/>
+            </w:pPr>
+            <w:r>
+              <w:rPr>
+                <w:bCs/>
+                <w:iCs/>
+              </w:rPr>
+              <w:t>Amendment to paragraph VIII (GDHCN Terms of Participation), TOP1, to clarify that compliance with the technical specifications required for a PKI includes the identification and use of an appropriate Certificate Authority arrangement and to provide further clarification on the operation of Certificate Authorities;</w:t>
+            </w:r>
+          </w:p>
+          <w:p>
+            <w:pPr>
+              <w:pStyle w:val="ListParagraph"/>
+              <w:numPr>
+                <w:ilvl w:val="0"/>
+                <w:numId w:val="15"/>
+              </w:numPr>
+              <w:spacing w:before="120" w:line="276" w:lineRule="auto"/>
+              <w:jc w:val="both"/>
+            </w:pPr>
+            <w:r>
+              <w:t>Addition of a definition of “Certificate Authority” in the glossary;</w:t>
+            </w:r>
+          </w:p>
+          <w:p>
+            <w:pPr>
+              <w:pStyle w:val="ListParagraph"/>
+              <w:numPr>
+                <w:ilvl w:val="0"/>
+                <w:numId w:val="15"/>
+              </w:numPr>
+              <w:spacing w:before="120" w:line="276" w:lineRule="auto"/>
+              <w:jc w:val="both"/>
+            </w:pPr>
+            <w:r>
+              <w:t xml:space="preserve">Update </w:t>
+            </w:r>
+            <w:r>
+              <w:t xml:space="preserve">of </w:t>
+            </w:r>
+            <w:r>
+              <w:t>page number</w:t>
+            </w:r>
+            <w:r>
+              <w:t>ing</w:t>
+            </w:r>
+            <w:r>
+              <w:t>;</w:t>
+            </w:r>
+          </w:p>
+          <w:p>
+            <w:pPr>
+              <w:pStyle w:val="ListParagraph"/>
+              <w:numPr>
+                <w:ilvl w:val="0"/>
+                <w:numId w:val="15"/>
+              </w:numPr>
+              <w:spacing w:before="120" w:line="276" w:lineRule="auto"/>
+              <w:jc w:val="both"/>
+            </w:pPr>
+            <w:r>
+              <w:t>Update to the version control table to reflect the recent amendments.</w:t>
             </w:r>
           </w:p>
         </w:tc>
@@ -1581,8 +1698,16 @@
         <w:rPr>
           <w:sz w:val="24"/>
         </w:rPr>
-        <w:t>“promote</w:t>
-      </w:r>
+        <w:t>“</w:t>
+      </w:r>
+      <w:proofErr w:type="gramStart"/>
+      <w:r>
+        <w:rPr>
+          <w:sz w:val="24"/>
+        </w:rPr>
+        <w:t>promote</w:t>
+      </w:r>
+      <w:proofErr w:type="gramEnd"/>
       <w:r>
         <w:rPr>
           <w:spacing w:val="-2"/>
@@ -1760,7 +1885,21 @@
         <w:rPr>
           <w:sz w:val="24"/>
         </w:rPr>
-        <w:t>“promote digital health collaborations and partnership models within and across organizations</w:t>
+        <w:t>“</w:t>
+      </w:r>
+      <w:proofErr w:type="gramStart"/>
+      <w:r>
+        <w:rPr>
+          <w:sz w:val="24"/>
+        </w:rPr>
+        <w:t>promote</w:t>
+      </w:r>
+      <w:proofErr w:type="gramEnd"/>
+      <w:r>
+        <w:rPr>
+          <w:sz w:val="24"/>
+        </w:rPr>
+        <w:t xml:space="preserve"> digital health collaborations and partnership models within and across organizations</w:t>
       </w:r>
       <w:r>
         <w:rPr>
@@ -1926,8 +2065,16 @@
         <w:rPr>
           <w:sz w:val="24"/>
         </w:rPr>
-        <w:t>“develop</w:t>
-      </w:r>
+        <w:t>“</w:t>
+      </w:r>
+      <w:proofErr w:type="gramStart"/>
+      <w:r>
+        <w:rPr>
+          <w:sz w:val="24"/>
+        </w:rPr>
+        <w:t>develop</w:t>
+      </w:r>
+      <w:proofErr w:type="gramEnd"/>
       <w:r>
         <w:rPr>
           <w:spacing w:val="2"/>
@@ -2054,8 +2201,16 @@
         <w:rPr>
           <w:sz w:val="24"/>
         </w:rPr>
-        <w:t>“identify</w:t>
-      </w:r>
+        <w:t>“</w:t>
+      </w:r>
+      <w:proofErr w:type="gramStart"/>
+      <w:r>
+        <w:rPr>
+          <w:sz w:val="24"/>
+        </w:rPr>
+        <w:t>identify</w:t>
+      </w:r>
+      <w:proofErr w:type="gramEnd"/>
       <w:r>
         <w:rPr>
           <w:spacing w:val="-4"/>
@@ -2710,6 +2865,282 @@
         <w:spacing w:before="120" w:line="276" w:lineRule="auto"/>
         <w:ind w:left="440" w:right="141"/>
         <w:rPr>
+          <w:bCs/>
+          <w:iCs/>
+        </w:rPr>
+      </w:pPr>
+      <w:r>
+        <w:rPr>
+          <w:b/>
+          <w:i/>
+          <w:sz w:val="24"/>
+        </w:rPr>
+        <w:t xml:space="preserve">Certificate Authority: </w:t>
+      </w:r>
+      <w:r>
+        <w:rPr>
+          <w:bCs/>
+          <w:iCs/>
+          <w:sz w:val="24"/>
+          <w:szCs w:val="24"/>
+        </w:rPr>
+        <w:t xml:space="preserve">An entity that stores, signs, and issues cryptographic certificates and certifies the ownership of a public key by the named subject of the certificate. This allows </w:t>
+      </w:r>
+      <w:r>
+        <w:rPr>
+          <w:bCs/>
+          <w:i/>
+          <w:sz w:val="24"/>
+          <w:szCs w:val="24"/>
+        </w:rPr>
+        <w:t>GDHCN</w:t>
+      </w:r>
+      <w:r>
+        <w:rPr>
+          <w:bCs/>
+          <w:iCs/>
+          <w:sz w:val="24"/>
+          <w:szCs w:val="24"/>
+        </w:rPr>
+        <w:t xml:space="preserve"> </w:t>
+      </w:r>
+      <w:r>
+        <w:rPr>
+          <w:bCs/>
+          <w:i/>
+          <w:sz w:val="24"/>
+          <w:szCs w:val="24"/>
+        </w:rPr>
+        <w:t>Trust Network Gateway</w:t>
+      </w:r>
+      <w:r>
+        <w:rPr>
+          <w:bCs/>
+          <w:iCs/>
+          <w:sz w:val="24"/>
+          <w:szCs w:val="24"/>
+        </w:rPr>
+        <w:t xml:space="preserve"> participants to rely on signatures or assertions made in relation to the private key corresponding to the certified public key.</w:t>
+      </w:r>
+    </w:p>
+    <w:p>
+      <w:pPr>
+        <w:spacing w:before="120" w:line="276" w:lineRule="auto"/>
+        <w:ind w:left="440" w:right="141"/>
+        <w:rPr>
+          <w:bCs/>
+          <w:iCs/>
+          <w:sz w:val="24"/>
+        </w:rPr>
+      </w:pPr>
+      <w:r>
+        <w:rPr>
+          <w:bCs/>
+          <w:iCs/>
+          <w:sz w:val="24"/>
+        </w:rPr>
+        <w:t>Certificate Authorities may be operated by different types of entities, including, but not limited to, a private-sector Certificate Authority, a ministry or agency responsible for ICT/eGovernment services, a Ministry of Health, or another competen</w:t>
+      </w:r>
+      <w:r>
+        <w:rPr>
+          <w:bCs/>
+          <w:iCs/>
+          <w:sz w:val="24"/>
+        </w:rPr>
+        <w:t xml:space="preserve">t </w:t>
+      </w:r>
+      <w:r>
+        <w:rPr>
+          <w:bCs/>
+          <w:iCs/>
+          <w:sz w:val="24"/>
+        </w:rPr>
+        <w:t>authority</w:t>
+      </w:r>
+      <w:r>
+        <w:rPr>
+          <w:bCs/>
+          <w:iCs/>
+          <w:sz w:val="24"/>
+        </w:rPr>
+        <w:t xml:space="preserve"> within the jurisdiction</w:t>
+      </w:r>
+      <w:r>
+        <w:rPr>
+          <w:bCs/>
+          <w:iCs/>
+          <w:sz w:val="24"/>
+        </w:rPr>
+        <w:t xml:space="preserve">. It is the responsibility of each </w:t>
+      </w:r>
+      <w:r>
+        <w:rPr>
+          <w:bCs/>
+          <w:i/>
+          <w:sz w:val="24"/>
+        </w:rPr>
+        <w:t xml:space="preserve">GDHCN Participant </w:t>
+      </w:r>
+      <w:r>
+        <w:rPr>
+          <w:bCs/>
+          <w:iCs/>
+          <w:sz w:val="24"/>
+        </w:rPr>
+        <w:t xml:space="preserve">to determine the appropriate arrangement for its Certificate Authority, in accordance with applicable </w:t>
+      </w:r>
+      <w:r>
+        <w:rPr>
+          <w:bCs/>
+          <w:iCs/>
+          <w:sz w:val="24"/>
+        </w:rPr>
+        <w:t>law</w:t>
+      </w:r>
+      <w:r>
+        <w:rPr>
+          <w:bCs/>
+          <w:iCs/>
+          <w:sz w:val="24"/>
+        </w:rPr>
+        <w:t>s</w:t>
+      </w:r>
+      <w:r>
+        <w:rPr>
+          <w:bCs/>
+          <w:iCs/>
+          <w:sz w:val="24"/>
+        </w:rPr>
+        <w:t xml:space="preserve"> and </w:t>
+      </w:r>
+      <w:r>
+        <w:rPr>
+          <w:bCs/>
+          <w:iCs/>
+          <w:sz w:val="24"/>
+        </w:rPr>
+        <w:t>policies</w:t>
+      </w:r>
+      <w:r>
+        <w:rPr>
+          <w:bCs/>
+          <w:iCs/>
+          <w:sz w:val="24"/>
+        </w:rPr>
+        <w:t xml:space="preserve"> within its jurisdiction</w:t>
+      </w:r>
+      <w:r>
+        <w:rPr>
+          <w:bCs/>
+          <w:iCs/>
+          <w:sz w:val="24"/>
+        </w:rPr>
+        <w:t>, to guarantee security and proper data management</w:t>
+      </w:r>
+      <w:r>
+        <w:rPr>
+          <w:bCs/>
+          <w:iCs/>
+          <w:sz w:val="24"/>
+        </w:rPr>
+        <w:t xml:space="preserve">. Each </w:t>
+      </w:r>
+      <w:r>
+        <w:rPr>
+          <w:bCs/>
+          <w:i/>
+          <w:sz w:val="24"/>
+        </w:rPr>
+        <w:t>GDHCN Participant</w:t>
+      </w:r>
+      <w:r>
+        <w:rPr>
+          <w:bCs/>
+          <w:iCs/>
+          <w:sz w:val="24"/>
+        </w:rPr>
+        <w:t xml:space="preserve"> must identify, establish, or liaise with the relevant Certificate Authority, as </w:t>
+      </w:r>
+      <w:proofErr w:type="gramStart"/>
+      <w:r>
+        <w:rPr>
+          <w:bCs/>
+          <w:iCs/>
+          <w:sz w:val="24"/>
+        </w:rPr>
+        <w:t>applicable</w:t>
+      </w:r>
+      <w:proofErr w:type="gramEnd"/>
+      <w:r>
+        <w:rPr>
+          <w:bCs/>
+          <w:iCs/>
+          <w:sz w:val="24"/>
+        </w:rPr>
+        <w:t xml:space="preserve"> and impose on the latter </w:t>
+      </w:r>
+      <w:r>
+        <w:rPr>
+          <w:bCs/>
+          <w:iCs/>
+          <w:sz w:val="24"/>
+        </w:rPr>
+        <w:t>all</w:t>
+      </w:r>
+      <w:r>
+        <w:rPr>
+          <w:bCs/>
+          <w:iCs/>
+          <w:sz w:val="24"/>
+        </w:rPr>
+        <w:t xml:space="preserve"> requirement</w:t>
+      </w:r>
+      <w:r>
+        <w:rPr>
+          <w:bCs/>
+          <w:iCs/>
+          <w:sz w:val="24"/>
+        </w:rPr>
+        <w:t>s</w:t>
+      </w:r>
+      <w:r>
+        <w:rPr>
+          <w:bCs/>
+          <w:iCs/>
+          <w:sz w:val="24"/>
+        </w:rPr>
+        <w:t xml:space="preserve"> o</w:t>
+      </w:r>
+      <w:r>
+        <w:rPr>
+          <w:bCs/>
+          <w:iCs/>
+          <w:sz w:val="24"/>
+        </w:rPr>
+        <w:t xml:space="preserve">f </w:t>
+      </w:r>
+      <w:r>
+        <w:rPr>
+          <w:bCs/>
+          <w:iCs/>
+          <w:sz w:val="24"/>
+        </w:rPr>
+        <w:t>this document</w:t>
+      </w:r>
+      <w:r>
+        <w:rPr>
+          <w:bCs/>
+          <w:iCs/>
+          <w:sz w:val="24"/>
+        </w:rPr>
+        <w:t>.</w:t>
+      </w:r>
+    </w:p>
+    <w:p>
+      <w:pPr>
+        <w:spacing w:before="120" w:line="276" w:lineRule="auto"/>
+        <w:ind w:left="440" w:right="141"/>
+        <w:rPr>
           <w:sz w:val="24"/>
         </w:rPr>
       </w:pPr>
@@ -3589,19 +4020,11 @@
         </w:rPr>
         <w:t xml:space="preserve"> </w:t>
       </w:r>
-      <w:proofErr w:type="spellStart"/>
-      <w:r>
-        <w:rPr>
-          <w:sz w:val="24"/>
-        </w:rPr>
-        <w:t>programme</w:t>
-      </w:r>
-      <w:proofErr w:type="spellEnd"/>
-      <w:r>
-        <w:rPr>
-          <w:sz w:val="24"/>
-        </w:rPr>
-        <w:t>,</w:t>
+      <w:r>
+        <w:rPr>
+          <w:sz w:val="24"/>
+        </w:rPr>
+        <w:t>programme,</w:t>
       </w:r>
       <w:r>
         <w:rPr>
@@ -4607,13 +5030,27 @@
           <w:i/>
           <w:sz w:val="24"/>
         </w:rPr>
-        <w:t xml:space="preserve">GDHCN Applicant </w:t>
-      </w:r>
-      <w:r>
-        <w:rPr>
-          <w:sz w:val="24"/>
-        </w:rPr>
-        <w:t>throughout this document,</w:t>
+        <w:t xml:space="preserve">GDHCN </w:t>
+      </w:r>
+      <w:r>
+        <w:rPr>
+          <w:i/>
+          <w:sz w:val="24"/>
+        </w:rPr>
+        <w:lastRenderedPageBreak/>
+        <w:t xml:space="preserve">Applicant </w:t>
+      </w:r>
+      <w:r>
+        <w:rPr>
+          <w:sz w:val="24"/>
+        </w:rPr>
+        <w:t>throughout this document</w:t>
+      </w:r>
+      <w:r>
+        <w:rPr>
+          <w:sz w:val="24"/>
+        </w:rPr>
+        <w:t>.</w:t>
       </w:r>
     </w:p>
     <w:p>
@@ -4740,8 +5177,6 @@
       </w:r>
       <w:r>
         <w:rPr>
-          <w:b/>
-          <w:bCs/>
           <w:i/>
           <w:iCs/>
           <w:sz w:val="24"/>
@@ -5176,14 +5611,7 @@
         <w:rPr>
           <w:sz w:val="24"/>
         </w:rPr>
-        <w:t xml:space="preserve">health </w:t>
-      </w:r>
-      <w:r>
-        <w:rPr>
-          <w:sz w:val="24"/>
-        </w:rPr>
-        <w:lastRenderedPageBreak/>
-        <w:t>professions education institutions</w:t>
+        <w:t>health professions education institutions</w:t>
       </w:r>
       <w:r>
         <w:rPr>
@@ -6889,6 +7317,7 @@
           <w:spacing w:val="-2"/>
           <w:sz w:val="24"/>
         </w:rPr>
+        <w:lastRenderedPageBreak/>
         <w:t>“</w:t>
       </w:r>
       <w:r>
@@ -7038,13 +7467,16 @@
       <w:r>
         <w:rPr>
           <w:b/>
-          <w:i/>
+          <w:bCs/>
+          <w:i/>
+          <w:iCs/>
         </w:rPr>
         <w:t>Public Health Security Agency</w:t>
       </w:r>
       <w:r>
         <w:rPr>
           <w:b/>
+          <w:bCs/>
         </w:rPr>
         <w:t xml:space="preserve">: </w:t>
       </w:r>
@@ -7167,23 +7599,19 @@
       </w:r>
       <w:r>
         <w:t>.</w:t>
-      </w:r>
-      <w:r>
-        <w:br w:type="page"/>
       </w:r>
     </w:p>
     <w:p>
       <w:pPr>
         <w:pStyle w:val="BodyText"/>
         <w:spacing w:before="120" w:line="276" w:lineRule="auto"/>
-        <w:ind w:left="440" w:right="190"/>
+        <w:ind w:left="440"/>
       </w:pPr>
       <w:r>
         <w:rPr>
           <w:b/>
           <w:i/>
         </w:rPr>
-        <w:lastRenderedPageBreak/>
         <w:t>Public</w:t>
       </w:r>
       <w:r>
@@ -8871,7 +9299,11 @@
         <w:t xml:space="preserve">: </w:t>
       </w:r>
       <w:r>
-        <w:t>A digital representation of a data set comprising a certificate</w:t>
+        <w:t xml:space="preserve">A digital representation of a data set comprising a </w:t>
+      </w:r>
+      <w:r>
+        <w:lastRenderedPageBreak/>
+        <w:t>certificate</w:t>
       </w:r>
       <w:r>
         <w:rPr>
@@ -9146,1491 +9578,13 @@
     </w:p>
     <w:p>
       <w:pPr>
-        <w:spacing w:before="120" w:line="276" w:lineRule="auto"/>
-        <w:rPr>
-          <w:sz w:val="24"/>
-          <w:szCs w:val="24"/>
-        </w:rPr>
-      </w:pPr>
-      <w:r>
-        <w:br w:type="page"/>
-      </w:r>
-    </w:p>
-    <w:p>
-      <w:pPr>
-        <w:pStyle w:val="ListParagraph"/>
-        <w:numPr>
-          <w:ilvl w:val="0"/>
-          <w:numId w:val="14"/>
-        </w:numPr>
-        <w:tabs>
-          <w:tab w:val="left" w:pos="1160"/>
-        </w:tabs>
-        <w:spacing w:before="120" w:line="276" w:lineRule="auto"/>
-        <w:ind w:left="1160" w:hanging="700"/>
-        <w:jc w:val="left"/>
-        <w:rPr>
-          <w:b/>
-          <w:sz w:val="24"/>
-        </w:rPr>
-      </w:pPr>
-      <w:r>
-        <w:rPr>
-          <w:b/>
-          <w:sz w:val="24"/>
-        </w:rPr>
-        <w:lastRenderedPageBreak/>
-        <w:t>P</w:t>
-      </w:r>
-      <w:r>
-        <w:rPr>
-          <w:b/>
-          <w:sz w:val="19"/>
-        </w:rPr>
-        <w:t>URPOSE</w:t>
-      </w:r>
-      <w:r>
-        <w:rPr>
-          <w:b/>
-          <w:spacing w:val="-2"/>
-          <w:sz w:val="19"/>
-        </w:rPr>
-        <w:t xml:space="preserve"> </w:t>
-      </w:r>
-      <w:r>
-        <w:rPr>
-          <w:b/>
-          <w:sz w:val="19"/>
-        </w:rPr>
-        <w:t>AND</w:t>
-      </w:r>
-      <w:r>
-        <w:rPr>
-          <w:b/>
-          <w:spacing w:val="-3"/>
-          <w:sz w:val="19"/>
-        </w:rPr>
-        <w:t xml:space="preserve"> </w:t>
-      </w:r>
-      <w:r>
-        <w:rPr>
-          <w:b/>
-          <w:sz w:val="24"/>
-        </w:rPr>
-        <w:t>S</w:t>
-      </w:r>
-      <w:r>
-        <w:rPr>
-          <w:b/>
-          <w:sz w:val="19"/>
-        </w:rPr>
-        <w:t>COPE</w:t>
-      </w:r>
-      <w:r>
-        <w:rPr>
-          <w:b/>
-          <w:spacing w:val="-3"/>
-          <w:sz w:val="19"/>
-        </w:rPr>
-        <w:t xml:space="preserve"> </w:t>
-      </w:r>
-      <w:r>
-        <w:rPr>
-          <w:b/>
-          <w:sz w:val="19"/>
-        </w:rPr>
-        <w:t>OF</w:t>
-      </w:r>
-      <w:r>
-        <w:rPr>
-          <w:b/>
-          <w:spacing w:val="-2"/>
-          <w:sz w:val="19"/>
-        </w:rPr>
-        <w:t xml:space="preserve"> </w:t>
-      </w:r>
-      <w:r>
-        <w:rPr>
-          <w:b/>
-          <w:sz w:val="19"/>
-        </w:rPr>
-        <w:t xml:space="preserve">THE </w:t>
-      </w:r>
-      <w:r>
-        <w:rPr>
-          <w:b/>
-          <w:spacing w:val="-4"/>
-          <w:sz w:val="24"/>
-        </w:rPr>
-        <w:t>GDHCN</w:t>
-      </w:r>
-    </w:p>
-    <w:p>
-      <w:pPr>
         <w:pStyle w:val="BodyText"/>
         <w:spacing w:before="120" w:line="276" w:lineRule="auto"/>
-        <w:ind w:left="440"/>
-      </w:pPr>
-      <w:r>
-        <w:t>The</w:t>
-      </w:r>
-      <w:r>
-        <w:rPr>
-          <w:spacing w:val="-4"/>
-        </w:rPr>
-        <w:t xml:space="preserve"> </w:t>
-      </w:r>
-      <w:r>
-        <w:t>purpose</w:t>
-      </w:r>
-      <w:r>
-        <w:rPr>
-          <w:spacing w:val="-3"/>
-        </w:rPr>
-        <w:t xml:space="preserve"> </w:t>
-      </w:r>
-      <w:r>
-        <w:t>of</w:t>
-      </w:r>
-      <w:r>
-        <w:rPr>
-          <w:spacing w:val="-1"/>
-        </w:rPr>
-        <w:t xml:space="preserve"> </w:t>
-      </w:r>
-      <w:r>
-        <w:t>the</w:t>
-      </w:r>
-      <w:r>
-        <w:rPr>
-          <w:spacing w:val="2"/>
-        </w:rPr>
-        <w:t xml:space="preserve"> </w:t>
-      </w:r>
-      <w:r>
-        <w:t xml:space="preserve">GDHCN is </w:t>
-      </w:r>
-      <w:r>
-        <w:rPr>
-          <w:spacing w:val="-5"/>
-        </w:rPr>
-        <w:t>to:</w:t>
-      </w:r>
-    </w:p>
-    <w:p>
-      <w:pPr>
-        <w:pStyle w:val="ListParagraph"/>
-        <w:numPr>
-          <w:ilvl w:val="0"/>
-          <w:numId w:val="13"/>
-        </w:numPr>
-        <w:tabs>
-          <w:tab w:val="left" w:pos="1161"/>
-        </w:tabs>
-        <w:spacing w:before="120" w:line="276" w:lineRule="auto"/>
-        <w:ind w:right="99"/>
-        <w:rPr>
-          <w:sz w:val="24"/>
-        </w:rPr>
-      </w:pPr>
-      <w:r>
-        <w:rPr>
-          <w:sz w:val="24"/>
-        </w:rPr>
-        <w:t>Enhance global health security and cooperation by facilitating the utilization and exchange</w:t>
-      </w:r>
-      <w:r>
-        <w:rPr>
-          <w:spacing w:val="-7"/>
-          <w:sz w:val="24"/>
-        </w:rPr>
-        <w:t xml:space="preserve"> </w:t>
-      </w:r>
-      <w:r>
-        <w:rPr>
-          <w:sz w:val="24"/>
-        </w:rPr>
-        <w:t xml:space="preserve">of </w:t>
-      </w:r>
-      <w:r>
-        <w:rPr>
-          <w:i/>
-          <w:sz w:val="24"/>
-        </w:rPr>
-        <w:t>Verifiable</w:t>
-      </w:r>
-      <w:r>
-        <w:rPr>
-          <w:i/>
-          <w:spacing w:val="-7"/>
-          <w:sz w:val="24"/>
-        </w:rPr>
-        <w:t xml:space="preserve"> </w:t>
-      </w:r>
-      <w:r>
-        <w:rPr>
-          <w:i/>
-          <w:sz w:val="24"/>
-        </w:rPr>
-        <w:t>Digital</w:t>
-      </w:r>
-      <w:r>
-        <w:rPr>
-          <w:i/>
-          <w:spacing w:val="-7"/>
-          <w:sz w:val="24"/>
-        </w:rPr>
-        <w:t xml:space="preserve"> </w:t>
-      </w:r>
-      <w:r>
-        <w:rPr>
-          <w:i/>
-          <w:sz w:val="24"/>
-        </w:rPr>
-        <w:t>Health</w:t>
-      </w:r>
-      <w:r>
-        <w:rPr>
-          <w:i/>
-          <w:spacing w:val="-3"/>
-          <w:sz w:val="24"/>
-        </w:rPr>
-        <w:t xml:space="preserve"> </w:t>
-      </w:r>
-      <w:r>
-        <w:rPr>
-          <w:i/>
-          <w:sz w:val="24"/>
-        </w:rPr>
-        <w:t>Certificates</w:t>
-      </w:r>
-      <w:r>
-        <w:rPr>
-          <w:i/>
-          <w:spacing w:val="-4"/>
-          <w:sz w:val="24"/>
-        </w:rPr>
-        <w:t xml:space="preserve"> </w:t>
-      </w:r>
-      <w:r>
-        <w:rPr>
-          <w:sz w:val="24"/>
-        </w:rPr>
-        <w:t>among</w:t>
-      </w:r>
-      <w:r>
-        <w:rPr>
-          <w:spacing w:val="-5"/>
-          <w:sz w:val="24"/>
-        </w:rPr>
-        <w:t xml:space="preserve"> </w:t>
-      </w:r>
-      <w:r>
-        <w:rPr>
-          <w:i/>
-          <w:sz w:val="24"/>
-        </w:rPr>
-        <w:t>GDHCN</w:t>
-      </w:r>
-      <w:r>
-        <w:rPr>
-          <w:i/>
-          <w:spacing w:val="-4"/>
-          <w:sz w:val="24"/>
-        </w:rPr>
-        <w:t xml:space="preserve"> </w:t>
-      </w:r>
-      <w:r>
-        <w:rPr>
-          <w:i/>
-          <w:sz w:val="24"/>
-        </w:rPr>
-        <w:t>Participants</w:t>
-      </w:r>
-      <w:r>
-        <w:rPr>
-          <w:i/>
-          <w:spacing w:val="-4"/>
-          <w:sz w:val="24"/>
-        </w:rPr>
-        <w:t xml:space="preserve"> </w:t>
-      </w:r>
-      <w:r>
-        <w:rPr>
-          <w:sz w:val="24"/>
-        </w:rPr>
-        <w:t>and</w:t>
-      </w:r>
-      <w:r>
-        <w:rPr>
-          <w:spacing w:val="-5"/>
-          <w:sz w:val="24"/>
-        </w:rPr>
-        <w:t xml:space="preserve"> </w:t>
-      </w:r>
-      <w:r>
-        <w:rPr>
-          <w:sz w:val="24"/>
-        </w:rPr>
-        <w:t>other stakeholders to:</w:t>
-      </w:r>
-    </w:p>
-    <w:p>
-      <w:pPr>
-        <w:pStyle w:val="ListParagraph"/>
-        <w:numPr>
-          <w:ilvl w:val="1"/>
-          <w:numId w:val="13"/>
-        </w:numPr>
-        <w:tabs>
-          <w:tab w:val="left" w:pos="1881"/>
-        </w:tabs>
-        <w:spacing w:before="120" w:line="276" w:lineRule="auto"/>
-        <w:ind w:right="168"/>
-        <w:rPr>
-          <w:sz w:val="24"/>
-        </w:rPr>
-      </w:pPr>
-      <w:r>
-        <w:rPr>
-          <w:sz w:val="24"/>
-        </w:rPr>
-        <w:t>Empower</w:t>
-      </w:r>
-      <w:r>
-        <w:rPr>
-          <w:spacing w:val="-6"/>
-          <w:sz w:val="24"/>
-        </w:rPr>
-        <w:t xml:space="preserve"> </w:t>
-      </w:r>
-      <w:r>
-        <w:rPr>
-          <w:sz w:val="24"/>
-        </w:rPr>
-        <w:t>individuals</w:t>
-      </w:r>
-      <w:r>
-        <w:rPr>
-          <w:spacing w:val="-5"/>
-          <w:sz w:val="24"/>
-        </w:rPr>
-        <w:t xml:space="preserve"> </w:t>
-      </w:r>
-      <w:r>
-        <w:rPr>
-          <w:sz w:val="24"/>
-        </w:rPr>
-        <w:t>to access</w:t>
-      </w:r>
-      <w:r>
-        <w:rPr>
-          <w:spacing w:val="-4"/>
-          <w:sz w:val="24"/>
-        </w:rPr>
-        <w:t xml:space="preserve"> </w:t>
-      </w:r>
-      <w:r>
-        <w:rPr>
-          <w:sz w:val="24"/>
-        </w:rPr>
-        <w:t>their</w:t>
-      </w:r>
-      <w:r>
-        <w:rPr>
-          <w:spacing w:val="-6"/>
-          <w:sz w:val="24"/>
-        </w:rPr>
-        <w:t xml:space="preserve"> </w:t>
-      </w:r>
-      <w:r>
-        <w:rPr>
-          <w:sz w:val="24"/>
-        </w:rPr>
-        <w:t>own</w:t>
-      </w:r>
-      <w:r>
-        <w:rPr>
-          <w:spacing w:val="-6"/>
-          <w:sz w:val="24"/>
-        </w:rPr>
-        <w:t xml:space="preserve"> </w:t>
-      </w:r>
-      <w:r>
-        <w:rPr>
-          <w:i/>
-          <w:sz w:val="24"/>
-        </w:rPr>
-        <w:t>Verifiable</w:t>
-      </w:r>
-      <w:r>
-        <w:rPr>
-          <w:i/>
-          <w:spacing w:val="-2"/>
-          <w:sz w:val="24"/>
-        </w:rPr>
-        <w:t xml:space="preserve"> </w:t>
-      </w:r>
-      <w:r>
-        <w:rPr>
-          <w:i/>
-          <w:sz w:val="24"/>
-        </w:rPr>
-        <w:t>Digital</w:t>
-      </w:r>
-      <w:r>
-        <w:rPr>
-          <w:i/>
-          <w:spacing w:val="-8"/>
-          <w:sz w:val="24"/>
-        </w:rPr>
-        <w:t xml:space="preserve"> </w:t>
-      </w:r>
-      <w:r>
-        <w:rPr>
-          <w:i/>
-          <w:sz w:val="24"/>
-        </w:rPr>
-        <w:t>Health</w:t>
-      </w:r>
-      <w:r>
-        <w:rPr>
-          <w:i/>
-          <w:spacing w:val="-5"/>
-          <w:sz w:val="24"/>
-        </w:rPr>
-        <w:t xml:space="preserve"> </w:t>
-      </w:r>
-      <w:r>
-        <w:rPr>
-          <w:i/>
-          <w:sz w:val="24"/>
-        </w:rPr>
-        <w:t>Certificates</w:t>
-      </w:r>
-      <w:r>
-        <w:rPr>
-          <w:i/>
-          <w:spacing w:val="-4"/>
-          <w:sz w:val="24"/>
-        </w:rPr>
-        <w:t xml:space="preserve"> </w:t>
-      </w:r>
-      <w:r>
-        <w:rPr>
-          <w:sz w:val="24"/>
-        </w:rPr>
-        <w:t>in a secure and convenient way;</w:t>
-      </w:r>
-    </w:p>
-    <w:p>
-      <w:pPr>
-        <w:pStyle w:val="ListParagraph"/>
-        <w:numPr>
-          <w:ilvl w:val="1"/>
-          <w:numId w:val="13"/>
-        </w:numPr>
-        <w:tabs>
-          <w:tab w:val="left" w:pos="1881"/>
-        </w:tabs>
-        <w:spacing w:before="120" w:line="276" w:lineRule="auto"/>
-        <w:ind w:right="115"/>
-        <w:rPr>
-          <w:sz w:val="24"/>
-        </w:rPr>
-      </w:pPr>
-      <w:r>
-        <w:rPr>
-          <w:sz w:val="24"/>
-        </w:rPr>
-        <w:t>Enable</w:t>
-      </w:r>
-      <w:r>
-        <w:rPr>
-          <w:spacing w:val="-6"/>
-          <w:sz w:val="24"/>
-        </w:rPr>
-        <w:t xml:space="preserve"> </w:t>
-      </w:r>
-      <w:r>
-        <w:rPr>
-          <w:sz w:val="24"/>
-        </w:rPr>
-        <w:t>health</w:t>
-      </w:r>
-      <w:r>
-        <w:rPr>
-          <w:spacing w:val="-4"/>
-          <w:sz w:val="24"/>
-        </w:rPr>
-        <w:t xml:space="preserve"> </w:t>
-      </w:r>
-      <w:r>
-        <w:rPr>
-          <w:sz w:val="24"/>
-        </w:rPr>
-        <w:t>services</w:t>
-      </w:r>
-      <w:r>
-        <w:rPr>
-          <w:spacing w:val="-3"/>
-          <w:sz w:val="24"/>
-        </w:rPr>
-        <w:t xml:space="preserve"> </w:t>
-      </w:r>
-      <w:r>
-        <w:rPr>
-          <w:sz w:val="24"/>
-        </w:rPr>
-        <w:t>of</w:t>
-      </w:r>
-      <w:r>
-        <w:rPr>
-          <w:spacing w:val="-5"/>
-          <w:sz w:val="24"/>
-        </w:rPr>
-        <w:t xml:space="preserve"> </w:t>
-      </w:r>
-      <w:r>
-        <w:rPr>
-          <w:i/>
-          <w:sz w:val="24"/>
-        </w:rPr>
-        <w:t>GDHCN</w:t>
-      </w:r>
-      <w:r>
-        <w:rPr>
-          <w:i/>
-          <w:spacing w:val="-5"/>
-          <w:sz w:val="24"/>
-        </w:rPr>
-        <w:t xml:space="preserve"> </w:t>
-      </w:r>
-      <w:r>
-        <w:rPr>
-          <w:i/>
-          <w:sz w:val="24"/>
-        </w:rPr>
-        <w:t>Participants</w:t>
-      </w:r>
-      <w:r>
-        <w:rPr>
-          <w:i/>
-          <w:spacing w:val="-2"/>
-          <w:sz w:val="24"/>
-        </w:rPr>
-        <w:t xml:space="preserve"> </w:t>
-      </w:r>
-      <w:r>
-        <w:rPr>
-          <w:sz w:val="24"/>
-        </w:rPr>
-        <w:t>to</w:t>
-      </w:r>
-      <w:r>
-        <w:rPr>
-          <w:spacing w:val="-5"/>
-          <w:sz w:val="24"/>
-        </w:rPr>
-        <w:t xml:space="preserve"> </w:t>
-      </w:r>
-      <w:r>
-        <w:rPr>
-          <w:sz w:val="24"/>
-        </w:rPr>
-        <w:t>verify</w:t>
-      </w:r>
-      <w:r>
-        <w:rPr>
-          <w:spacing w:val="-5"/>
-          <w:sz w:val="24"/>
-        </w:rPr>
-        <w:t xml:space="preserve"> </w:t>
-      </w:r>
-      <w:r>
-        <w:rPr>
-          <w:i/>
-          <w:sz w:val="24"/>
-        </w:rPr>
-        <w:t>Verifiable</w:t>
-      </w:r>
-      <w:r>
-        <w:rPr>
-          <w:i/>
-          <w:spacing w:val="-6"/>
-          <w:sz w:val="24"/>
-        </w:rPr>
-        <w:t xml:space="preserve"> </w:t>
-      </w:r>
-      <w:r>
-        <w:rPr>
-          <w:i/>
-          <w:sz w:val="24"/>
-        </w:rPr>
-        <w:t>Digital</w:t>
-      </w:r>
-      <w:r>
-        <w:rPr>
-          <w:i/>
-          <w:spacing w:val="-7"/>
-          <w:sz w:val="24"/>
-        </w:rPr>
-        <w:t xml:space="preserve"> </w:t>
-      </w:r>
-      <w:r>
-        <w:rPr>
-          <w:i/>
-          <w:sz w:val="24"/>
-        </w:rPr>
-        <w:t xml:space="preserve">Health Certificates </w:t>
-      </w:r>
-      <w:r>
-        <w:rPr>
-          <w:sz w:val="24"/>
-        </w:rPr>
-        <w:t xml:space="preserve">easily for the use cases defined by the relevant </w:t>
-      </w:r>
-      <w:r>
-        <w:rPr>
-          <w:i/>
-          <w:sz w:val="24"/>
-        </w:rPr>
-        <w:t xml:space="preserve">Trust Domain (e.g., </w:t>
-      </w:r>
-      <w:r>
-        <w:rPr>
-          <w:sz w:val="24"/>
-        </w:rPr>
-        <w:t>continuity of care, travel) across different settings and jurisdictions; and</w:t>
-      </w:r>
-    </w:p>
-    <w:p>
-      <w:pPr>
-        <w:pStyle w:val="ListParagraph"/>
-        <w:numPr>
-          <w:ilvl w:val="1"/>
-          <w:numId w:val="13"/>
-        </w:numPr>
-        <w:tabs>
-          <w:tab w:val="left" w:pos="1880"/>
-        </w:tabs>
-        <w:spacing w:before="120" w:line="276" w:lineRule="auto"/>
-        <w:ind w:left="1880" w:hanging="359"/>
-        <w:rPr>
-          <w:i/>
-          <w:sz w:val="24"/>
-        </w:rPr>
-      </w:pPr>
-      <w:r>
-        <w:rPr>
-          <w:sz w:val="24"/>
-        </w:rPr>
-        <w:t>Help</w:t>
-      </w:r>
-      <w:r>
-        <w:rPr>
-          <w:spacing w:val="-1"/>
-          <w:sz w:val="24"/>
-        </w:rPr>
-        <w:t xml:space="preserve"> </w:t>
-      </w:r>
-      <w:r>
-        <w:rPr>
-          <w:sz w:val="24"/>
-        </w:rPr>
-        <w:t>link</w:t>
-      </w:r>
-      <w:r>
-        <w:rPr>
-          <w:spacing w:val="-1"/>
-          <w:sz w:val="24"/>
-        </w:rPr>
-        <w:t xml:space="preserve"> </w:t>
-      </w:r>
-      <w:r>
-        <w:rPr>
-          <w:i/>
-          <w:sz w:val="24"/>
-        </w:rPr>
-        <w:t>Verifiable</w:t>
-      </w:r>
-      <w:r>
-        <w:rPr>
-          <w:i/>
-          <w:spacing w:val="-2"/>
-          <w:sz w:val="24"/>
-        </w:rPr>
-        <w:t xml:space="preserve"> </w:t>
-      </w:r>
-      <w:r>
-        <w:rPr>
-          <w:i/>
-          <w:sz w:val="24"/>
-        </w:rPr>
-        <w:t>Digital</w:t>
-      </w:r>
-      <w:r>
-        <w:rPr>
-          <w:i/>
-          <w:spacing w:val="-3"/>
-          <w:sz w:val="24"/>
-        </w:rPr>
-        <w:t xml:space="preserve"> </w:t>
-      </w:r>
-      <w:r>
-        <w:rPr>
-          <w:i/>
-          <w:sz w:val="24"/>
-        </w:rPr>
-        <w:t>Health Certificates</w:t>
-      </w:r>
-      <w:r>
-        <w:rPr>
-          <w:i/>
-          <w:spacing w:val="1"/>
-          <w:sz w:val="24"/>
-        </w:rPr>
-        <w:t xml:space="preserve"> </w:t>
-      </w:r>
-      <w:r>
-        <w:rPr>
-          <w:sz w:val="24"/>
-        </w:rPr>
-        <w:t>to</w:t>
-      </w:r>
-      <w:r>
-        <w:rPr>
-          <w:spacing w:val="-1"/>
-          <w:sz w:val="24"/>
-        </w:rPr>
-        <w:t xml:space="preserve"> </w:t>
-      </w:r>
-      <w:r>
-        <w:rPr>
-          <w:i/>
-          <w:sz w:val="24"/>
-        </w:rPr>
-        <w:t>GDHCN</w:t>
-      </w:r>
-      <w:r>
-        <w:rPr>
-          <w:i/>
-          <w:spacing w:val="-1"/>
-          <w:sz w:val="24"/>
-        </w:rPr>
-        <w:t xml:space="preserve"> </w:t>
-      </w:r>
-      <w:r>
-        <w:rPr>
-          <w:i/>
-          <w:spacing w:val="-2"/>
-          <w:sz w:val="24"/>
-        </w:rPr>
-        <w:t>Participants.</w:t>
-      </w:r>
-    </w:p>
-    <w:p>
-      <w:pPr>
-        <w:pStyle w:val="ListParagraph"/>
-        <w:numPr>
-          <w:ilvl w:val="0"/>
-          <w:numId w:val="13"/>
-        </w:numPr>
-        <w:tabs>
-          <w:tab w:val="left" w:pos="1161"/>
-        </w:tabs>
-        <w:spacing w:before="120" w:line="276" w:lineRule="auto"/>
-        <w:ind w:right="558"/>
-        <w:rPr>
-          <w:sz w:val="24"/>
-        </w:rPr>
-      </w:pPr>
-      <w:r>
-        <w:rPr>
-          <w:sz w:val="24"/>
-        </w:rPr>
-        <w:t>Help</w:t>
-      </w:r>
-      <w:r>
-        <w:rPr>
-          <w:spacing w:val="-6"/>
-          <w:sz w:val="24"/>
-        </w:rPr>
-        <w:t xml:space="preserve"> </w:t>
-      </w:r>
-      <w:r>
-        <w:rPr>
-          <w:i/>
-          <w:sz w:val="24"/>
-        </w:rPr>
-        <w:t>Eligible</w:t>
-      </w:r>
-      <w:r>
-        <w:rPr>
-          <w:i/>
-          <w:spacing w:val="-7"/>
-          <w:sz w:val="24"/>
-        </w:rPr>
-        <w:t xml:space="preserve"> </w:t>
-      </w:r>
-      <w:r>
-        <w:rPr>
-          <w:i/>
-          <w:sz w:val="24"/>
-        </w:rPr>
-        <w:t>GDHCN</w:t>
-      </w:r>
-      <w:r>
-        <w:rPr>
-          <w:i/>
-          <w:spacing w:val="-6"/>
-          <w:sz w:val="24"/>
-        </w:rPr>
-        <w:t xml:space="preserve"> </w:t>
-      </w:r>
-      <w:r>
-        <w:rPr>
-          <w:i/>
-          <w:sz w:val="24"/>
-        </w:rPr>
-        <w:t>Participants</w:t>
-      </w:r>
-      <w:r>
-        <w:rPr>
-          <w:i/>
-          <w:spacing w:val="-3"/>
-          <w:sz w:val="24"/>
-        </w:rPr>
-        <w:t xml:space="preserve"> </w:t>
-      </w:r>
-      <w:r>
-        <w:rPr>
-          <w:sz w:val="24"/>
-        </w:rPr>
-        <w:t>and</w:t>
-      </w:r>
-      <w:r>
-        <w:rPr>
-          <w:spacing w:val="-6"/>
-          <w:sz w:val="24"/>
-        </w:rPr>
-        <w:t xml:space="preserve"> </w:t>
-      </w:r>
-      <w:r>
-        <w:rPr>
-          <w:i/>
-          <w:sz w:val="24"/>
-        </w:rPr>
-        <w:t>GDHCN</w:t>
-      </w:r>
-      <w:r>
-        <w:rPr>
-          <w:i/>
-          <w:spacing w:val="-6"/>
-          <w:sz w:val="24"/>
-        </w:rPr>
-        <w:t xml:space="preserve"> </w:t>
-      </w:r>
-      <w:r>
-        <w:rPr>
-          <w:i/>
-          <w:sz w:val="24"/>
-        </w:rPr>
-        <w:t>Participants</w:t>
-      </w:r>
-      <w:r>
-        <w:rPr>
-          <w:i/>
-          <w:spacing w:val="-3"/>
-          <w:sz w:val="24"/>
-        </w:rPr>
-        <w:t xml:space="preserve"> </w:t>
-      </w:r>
-      <w:r>
-        <w:rPr>
-          <w:sz w:val="24"/>
-        </w:rPr>
-        <w:t>comply</w:t>
-      </w:r>
-      <w:r>
-        <w:rPr>
-          <w:spacing w:val="-6"/>
-          <w:sz w:val="24"/>
-        </w:rPr>
-        <w:t xml:space="preserve"> </w:t>
-      </w:r>
-      <w:r>
-        <w:rPr>
-          <w:sz w:val="24"/>
-        </w:rPr>
-        <w:t>with technical specifications and policy and regulatory standards.</w:t>
-      </w:r>
-    </w:p>
-    <w:p>
-      <w:pPr>
-        <w:pStyle w:val="ListParagraph"/>
-        <w:numPr>
-          <w:ilvl w:val="0"/>
-          <w:numId w:val="13"/>
-        </w:numPr>
-        <w:tabs>
-          <w:tab w:val="left" w:pos="1161"/>
-        </w:tabs>
-        <w:spacing w:before="120" w:line="276" w:lineRule="auto"/>
-        <w:ind w:right="434"/>
-        <w:rPr>
-          <w:sz w:val="24"/>
-        </w:rPr>
-      </w:pPr>
-      <w:r>
-        <w:rPr>
-          <w:sz w:val="24"/>
-        </w:rPr>
-        <w:t>Identify</w:t>
-      </w:r>
-      <w:r>
-        <w:rPr>
-          <w:spacing w:val="-5"/>
-          <w:sz w:val="24"/>
-        </w:rPr>
-        <w:t xml:space="preserve"> </w:t>
-      </w:r>
-      <w:r>
-        <w:rPr>
-          <w:sz w:val="24"/>
-        </w:rPr>
-        <w:t>and</w:t>
-      </w:r>
-      <w:r>
-        <w:rPr>
-          <w:spacing w:val="-1"/>
-          <w:sz w:val="24"/>
-        </w:rPr>
-        <w:t xml:space="preserve"> </w:t>
-      </w:r>
-      <w:r>
-        <w:rPr>
-          <w:sz w:val="24"/>
-        </w:rPr>
-        <w:t>maintain</w:t>
-      </w:r>
-      <w:r>
-        <w:rPr>
-          <w:spacing w:val="-5"/>
-          <w:sz w:val="24"/>
-        </w:rPr>
-        <w:t xml:space="preserve"> </w:t>
-      </w:r>
-      <w:r>
-        <w:rPr>
-          <w:sz w:val="24"/>
-        </w:rPr>
-        <w:t>open,</w:t>
-      </w:r>
-      <w:r>
-        <w:rPr>
-          <w:spacing w:val="-5"/>
-          <w:sz w:val="24"/>
-        </w:rPr>
-        <w:t xml:space="preserve"> </w:t>
-      </w:r>
-      <w:r>
-        <w:rPr>
-          <w:sz w:val="24"/>
-        </w:rPr>
-        <w:t>interoperable</w:t>
-      </w:r>
-      <w:r>
-        <w:rPr>
-          <w:spacing w:val="-6"/>
-          <w:sz w:val="24"/>
-        </w:rPr>
-        <w:t xml:space="preserve"> </w:t>
-      </w:r>
-      <w:r>
-        <w:rPr>
-          <w:sz w:val="24"/>
-        </w:rPr>
-        <w:t>specifications for</w:t>
-      </w:r>
-      <w:r>
-        <w:rPr>
-          <w:spacing w:val="-5"/>
-          <w:sz w:val="24"/>
-        </w:rPr>
-        <w:t xml:space="preserve"> </w:t>
-      </w:r>
-      <w:r>
-        <w:rPr>
-          <w:sz w:val="24"/>
-        </w:rPr>
-        <w:t>the</w:t>
-      </w:r>
-      <w:r>
-        <w:rPr>
-          <w:spacing w:val="-6"/>
-          <w:sz w:val="24"/>
-        </w:rPr>
-        <w:t xml:space="preserve"> </w:t>
-      </w:r>
-      <w:r>
-        <w:rPr>
-          <w:sz w:val="24"/>
-        </w:rPr>
-        <w:t>core</w:t>
-      </w:r>
-      <w:r>
-        <w:rPr>
-          <w:spacing w:val="-6"/>
-          <w:sz w:val="24"/>
-        </w:rPr>
-        <w:t xml:space="preserve"> </w:t>
-      </w:r>
-      <w:r>
-        <w:rPr>
-          <w:sz w:val="24"/>
-        </w:rPr>
-        <w:t>infrastructure</w:t>
-      </w:r>
-      <w:r>
-        <w:rPr>
-          <w:spacing w:val="-6"/>
-          <w:sz w:val="24"/>
-        </w:rPr>
-        <w:t xml:space="preserve"> </w:t>
-      </w:r>
-      <w:r>
-        <w:rPr>
-          <w:sz w:val="24"/>
-        </w:rPr>
-        <w:t>of</w:t>
-      </w:r>
-      <w:r>
-        <w:rPr>
-          <w:spacing w:val="-1"/>
-          <w:sz w:val="24"/>
-        </w:rPr>
-        <w:t xml:space="preserve"> </w:t>
-      </w:r>
-      <w:r>
-        <w:rPr>
-          <w:sz w:val="24"/>
-        </w:rPr>
-        <w:t xml:space="preserve">a </w:t>
-      </w:r>
-      <w:r>
-        <w:rPr>
-          <w:i/>
-          <w:sz w:val="24"/>
-        </w:rPr>
-        <w:t>Trust Network</w:t>
-      </w:r>
-      <w:r>
-        <w:rPr>
-          <w:sz w:val="24"/>
-        </w:rPr>
-        <w:t xml:space="preserve">, including a </w:t>
-      </w:r>
-      <w:r>
-        <w:rPr>
-          <w:i/>
-          <w:sz w:val="24"/>
-        </w:rPr>
-        <w:t>Trust Network Gateway</w:t>
-      </w:r>
-      <w:r>
-        <w:rPr>
-          <w:sz w:val="24"/>
-        </w:rPr>
-        <w:t xml:space="preserve">, which enables the verification of </w:t>
-      </w:r>
-      <w:r>
-        <w:rPr>
-          <w:i/>
-          <w:sz w:val="24"/>
-        </w:rPr>
-        <w:t>Verifiable Digital Health Certificates</w:t>
-      </w:r>
-      <w:r>
-        <w:rPr>
-          <w:sz w:val="24"/>
-        </w:rPr>
-        <w:t>.</w:t>
-      </w:r>
-    </w:p>
-    <w:p>
-      <w:pPr>
-        <w:pStyle w:val="ListParagraph"/>
-        <w:numPr>
-          <w:ilvl w:val="0"/>
-          <w:numId w:val="13"/>
-        </w:numPr>
-        <w:tabs>
-          <w:tab w:val="left" w:pos="1161"/>
-        </w:tabs>
-        <w:spacing w:before="120" w:line="276" w:lineRule="auto"/>
-        <w:ind w:right="694"/>
-        <w:rPr>
-          <w:sz w:val="24"/>
-        </w:rPr>
-      </w:pPr>
-      <w:r>
-        <w:rPr>
-          <w:sz w:val="24"/>
-        </w:rPr>
-        <w:t>Identify</w:t>
-      </w:r>
-      <w:r>
-        <w:rPr>
-          <w:spacing w:val="-5"/>
-          <w:sz w:val="24"/>
-        </w:rPr>
-        <w:t xml:space="preserve"> </w:t>
-      </w:r>
-      <w:r>
-        <w:rPr>
-          <w:i/>
-          <w:sz w:val="24"/>
-        </w:rPr>
-        <w:t>Trust</w:t>
-      </w:r>
-      <w:r>
-        <w:rPr>
-          <w:i/>
-          <w:spacing w:val="-6"/>
-          <w:sz w:val="24"/>
-        </w:rPr>
-        <w:t xml:space="preserve"> </w:t>
-      </w:r>
-      <w:r>
-        <w:rPr>
-          <w:i/>
-          <w:sz w:val="24"/>
-        </w:rPr>
-        <w:t>Domains</w:t>
-      </w:r>
-      <w:r>
-        <w:rPr>
-          <w:i/>
-          <w:spacing w:val="-3"/>
-          <w:sz w:val="24"/>
-        </w:rPr>
-        <w:t xml:space="preserve"> </w:t>
-      </w:r>
-      <w:r>
-        <w:rPr>
-          <w:sz w:val="24"/>
-        </w:rPr>
-        <w:t>that</w:t>
-      </w:r>
-      <w:r>
-        <w:rPr>
-          <w:spacing w:val="-6"/>
-          <w:sz w:val="24"/>
-        </w:rPr>
-        <w:t xml:space="preserve"> </w:t>
-      </w:r>
-      <w:r>
-        <w:rPr>
-          <w:sz w:val="24"/>
-        </w:rPr>
-        <w:t>can</w:t>
-      </w:r>
-      <w:r>
-        <w:rPr>
-          <w:spacing w:val="-5"/>
-          <w:sz w:val="24"/>
-        </w:rPr>
-        <w:t xml:space="preserve"> </w:t>
-      </w:r>
-      <w:r>
-        <w:rPr>
-          <w:sz w:val="24"/>
-        </w:rPr>
-        <w:t>utilize</w:t>
-      </w:r>
-      <w:r>
-        <w:rPr>
-          <w:spacing w:val="-2"/>
-          <w:sz w:val="24"/>
-        </w:rPr>
-        <w:t xml:space="preserve"> </w:t>
-      </w:r>
-      <w:r>
-        <w:rPr>
-          <w:sz w:val="24"/>
-        </w:rPr>
-        <w:t>the</w:t>
-      </w:r>
-      <w:r>
-        <w:rPr>
-          <w:spacing w:val="-2"/>
-          <w:sz w:val="24"/>
-        </w:rPr>
-        <w:t xml:space="preserve"> </w:t>
-      </w:r>
-      <w:r>
-        <w:rPr>
-          <w:sz w:val="24"/>
-        </w:rPr>
-        <w:t>GDHCN</w:t>
-      </w:r>
-      <w:r>
-        <w:rPr>
-          <w:spacing w:val="-4"/>
-          <w:sz w:val="24"/>
-        </w:rPr>
-        <w:t xml:space="preserve"> </w:t>
-      </w:r>
-      <w:r>
-        <w:rPr>
-          <w:sz w:val="24"/>
-        </w:rPr>
-        <w:t>core</w:t>
-      </w:r>
-      <w:r>
-        <w:rPr>
-          <w:spacing w:val="-6"/>
-          <w:sz w:val="24"/>
-        </w:rPr>
-        <w:t xml:space="preserve"> </w:t>
-      </w:r>
-      <w:r>
-        <w:rPr>
-          <w:sz w:val="24"/>
-        </w:rPr>
-        <w:t>infrastructure</w:t>
-      </w:r>
-      <w:r>
-        <w:rPr>
-          <w:spacing w:val="-2"/>
-          <w:sz w:val="24"/>
-        </w:rPr>
-        <w:t xml:space="preserve"> </w:t>
-      </w:r>
-      <w:r>
-        <w:rPr>
-          <w:sz w:val="24"/>
-        </w:rPr>
-        <w:t>and</w:t>
-      </w:r>
-      <w:r>
-        <w:rPr>
-          <w:spacing w:val="-5"/>
-          <w:sz w:val="24"/>
-        </w:rPr>
-        <w:t xml:space="preserve"> </w:t>
-      </w:r>
-      <w:r>
-        <w:rPr>
-          <w:sz w:val="24"/>
-        </w:rPr>
-        <w:t xml:space="preserve">develop specifications and requirements for each identified </w:t>
-      </w:r>
-      <w:r>
-        <w:rPr>
-          <w:i/>
-          <w:sz w:val="24"/>
-        </w:rPr>
-        <w:t>Trust Domain</w:t>
-      </w:r>
-      <w:r>
-        <w:rPr>
-          <w:sz w:val="24"/>
-        </w:rPr>
-        <w:t>.</w:t>
-      </w:r>
-    </w:p>
-    <w:p>
-      <w:pPr>
-        <w:pStyle w:val="ListParagraph"/>
-        <w:numPr>
-          <w:ilvl w:val="0"/>
-          <w:numId w:val="13"/>
-        </w:numPr>
-        <w:tabs>
-          <w:tab w:val="left" w:pos="1161"/>
-        </w:tabs>
-        <w:spacing w:before="120" w:line="276" w:lineRule="auto"/>
-        <w:ind w:right="1191"/>
-        <w:rPr>
-          <w:sz w:val="24"/>
-        </w:rPr>
-      </w:pPr>
-      <w:r>
-        <w:rPr>
-          <w:sz w:val="24"/>
-        </w:rPr>
-        <w:t>Promote</w:t>
-      </w:r>
-      <w:r>
-        <w:rPr>
-          <w:spacing w:val="-7"/>
-          <w:sz w:val="24"/>
-        </w:rPr>
-        <w:t xml:space="preserve"> </w:t>
-      </w:r>
-      <w:r>
-        <w:rPr>
-          <w:sz w:val="24"/>
-        </w:rPr>
-        <w:t>innovation</w:t>
-      </w:r>
-      <w:r>
-        <w:rPr>
-          <w:spacing w:val="-5"/>
-          <w:sz w:val="24"/>
-        </w:rPr>
-        <w:t xml:space="preserve"> </w:t>
-      </w:r>
-      <w:r>
-        <w:rPr>
-          <w:sz w:val="24"/>
-        </w:rPr>
-        <w:t>and</w:t>
-      </w:r>
-      <w:r>
-        <w:rPr>
-          <w:spacing w:val="-1"/>
-          <w:sz w:val="24"/>
-        </w:rPr>
-        <w:t xml:space="preserve"> </w:t>
-      </w:r>
-      <w:r>
-        <w:rPr>
-          <w:sz w:val="24"/>
-        </w:rPr>
-        <w:t>learning</w:t>
-      </w:r>
-      <w:r>
-        <w:rPr>
-          <w:spacing w:val="-5"/>
-          <w:sz w:val="24"/>
-        </w:rPr>
-        <w:t xml:space="preserve"> </w:t>
-      </w:r>
-      <w:r>
-        <w:rPr>
-          <w:sz w:val="24"/>
-        </w:rPr>
-        <w:t>in</w:t>
-      </w:r>
-      <w:r>
-        <w:rPr>
-          <w:spacing w:val="-5"/>
-          <w:sz w:val="24"/>
-        </w:rPr>
-        <w:t xml:space="preserve"> </w:t>
-      </w:r>
-      <w:r>
-        <w:rPr>
-          <w:sz w:val="24"/>
-        </w:rPr>
-        <w:t>digital</w:t>
-      </w:r>
-      <w:r>
-        <w:rPr>
-          <w:spacing w:val="-7"/>
-          <w:sz w:val="24"/>
-        </w:rPr>
-        <w:t xml:space="preserve"> </w:t>
-      </w:r>
-      <w:r>
-        <w:rPr>
-          <w:sz w:val="24"/>
-        </w:rPr>
-        <w:t>health</w:t>
-      </w:r>
-      <w:r>
-        <w:rPr>
-          <w:spacing w:val="-5"/>
-          <w:sz w:val="24"/>
-        </w:rPr>
-        <w:t xml:space="preserve"> </w:t>
-      </w:r>
-      <w:r>
-        <w:rPr>
-          <w:sz w:val="24"/>
-        </w:rPr>
-        <w:t>by</w:t>
-      </w:r>
-      <w:r>
-        <w:rPr>
-          <w:spacing w:val="-1"/>
-          <w:sz w:val="24"/>
-        </w:rPr>
-        <w:t xml:space="preserve"> </w:t>
-      </w:r>
-      <w:r>
-        <w:rPr>
-          <w:sz w:val="24"/>
-        </w:rPr>
-        <w:t>sharing</w:t>
-      </w:r>
-      <w:r>
-        <w:rPr>
-          <w:spacing w:val="-5"/>
-          <w:sz w:val="24"/>
-        </w:rPr>
-        <w:t xml:space="preserve"> </w:t>
-      </w:r>
-      <w:r>
-        <w:rPr>
-          <w:sz w:val="24"/>
-        </w:rPr>
-        <w:t>best</w:t>
-      </w:r>
-      <w:r>
-        <w:rPr>
-          <w:spacing w:val="-7"/>
-          <w:sz w:val="24"/>
-        </w:rPr>
-        <w:t xml:space="preserve"> </w:t>
-      </w:r>
-      <w:r>
-        <w:rPr>
-          <w:sz w:val="24"/>
-        </w:rPr>
-        <w:t>practices</w:t>
-      </w:r>
-      <w:r>
-        <w:rPr>
-          <w:spacing w:val="-4"/>
-          <w:sz w:val="24"/>
-        </w:rPr>
-        <w:t xml:space="preserve"> </w:t>
-      </w:r>
-      <w:r>
-        <w:rPr>
-          <w:sz w:val="24"/>
-        </w:rPr>
-        <w:t xml:space="preserve">and experiences among </w:t>
-      </w:r>
-      <w:r>
-        <w:rPr>
-          <w:i/>
-          <w:sz w:val="24"/>
-        </w:rPr>
-        <w:t xml:space="preserve">GDHCN Participants </w:t>
-      </w:r>
-      <w:r>
-        <w:rPr>
-          <w:sz w:val="24"/>
-        </w:rPr>
-        <w:t>and other stakeholders.</w:t>
-      </w:r>
-    </w:p>
-    <w:p>
-      <w:pPr>
-        <w:pStyle w:val="BodyText"/>
-        <w:spacing w:before="120" w:line="276" w:lineRule="auto"/>
-        <w:rPr>
-          <w:sz w:val="25"/>
-          <w:szCs w:val="22"/>
-        </w:rPr>
-      </w:pPr>
-      <w:bookmarkStart w:id="2" w:name="IV._Principles"/>
-      <w:bookmarkEnd w:id="2"/>
+        <w:ind w:left="446" w:right="144"/>
+        <w:rPr>
+          <w:iCs/>
+        </w:rPr>
+      </w:pPr>
     </w:p>
     <w:p>
       <w:pPr>
@@ -10647,6 +9601,1417 @@
         <w:jc w:val="left"/>
         <w:rPr>
           <w:b/>
+          <w:spacing w:val="-2"/>
+          <w:sz w:val="19"/>
+          <w:szCs w:val="19"/>
+        </w:rPr>
+      </w:pPr>
+      <w:r>
+        <w:rPr>
+          <w:b/>
+          <w:spacing w:val="-2"/>
+          <w:sz w:val="19"/>
+          <w:szCs w:val="19"/>
+        </w:rPr>
+        <w:t>PURPOSE AND SCOPE OF THE GDHCN</w:t>
+      </w:r>
+    </w:p>
+    <w:p>
+      <w:pPr>
+        <w:pStyle w:val="BodyText"/>
+        <w:spacing w:before="120" w:line="276" w:lineRule="auto"/>
+        <w:ind w:left="440"/>
+      </w:pPr>
+      <w:r>
+        <w:t>The</w:t>
+      </w:r>
+      <w:r>
+        <w:rPr>
+          <w:spacing w:val="-4"/>
+        </w:rPr>
+        <w:t xml:space="preserve"> </w:t>
+      </w:r>
+      <w:r>
+        <w:t>purpose</w:t>
+      </w:r>
+      <w:r>
+        <w:rPr>
+          <w:spacing w:val="-3"/>
+        </w:rPr>
+        <w:t xml:space="preserve"> </w:t>
+      </w:r>
+      <w:r>
+        <w:t>of</w:t>
+      </w:r>
+      <w:r>
+        <w:rPr>
+          <w:spacing w:val="-1"/>
+        </w:rPr>
+        <w:t xml:space="preserve"> </w:t>
+      </w:r>
+      <w:r>
+        <w:t>the</w:t>
+      </w:r>
+      <w:r>
+        <w:rPr>
+          <w:spacing w:val="2"/>
+        </w:rPr>
+        <w:t xml:space="preserve"> </w:t>
+      </w:r>
+      <w:r>
+        <w:t xml:space="preserve">GDHCN is </w:t>
+      </w:r>
+      <w:r>
+        <w:rPr>
+          <w:spacing w:val="-5"/>
+        </w:rPr>
+        <w:t>to:</w:t>
+      </w:r>
+    </w:p>
+    <w:p>
+      <w:pPr>
+        <w:pStyle w:val="ListParagraph"/>
+        <w:numPr>
+          <w:ilvl w:val="0"/>
+          <w:numId w:val="13"/>
+        </w:numPr>
+        <w:tabs>
+          <w:tab w:val="left" w:pos="1161"/>
+        </w:tabs>
+        <w:spacing w:before="120" w:line="276" w:lineRule="auto"/>
+        <w:ind w:right="99"/>
+        <w:rPr>
+          <w:sz w:val="24"/>
+        </w:rPr>
+      </w:pPr>
+      <w:r>
+        <w:rPr>
+          <w:sz w:val="24"/>
+        </w:rPr>
+        <w:t>Enhance global health security and cooperation by facilitating the utilization and exchange</w:t>
+      </w:r>
+      <w:r>
+        <w:rPr>
+          <w:spacing w:val="-7"/>
+          <w:sz w:val="24"/>
+        </w:rPr>
+        <w:t xml:space="preserve"> </w:t>
+      </w:r>
+      <w:r>
+        <w:rPr>
+          <w:sz w:val="24"/>
+        </w:rPr>
+        <w:t xml:space="preserve">of </w:t>
+      </w:r>
+      <w:r>
+        <w:rPr>
+          <w:i/>
+          <w:sz w:val="24"/>
+        </w:rPr>
+        <w:t>Verifiable</w:t>
+      </w:r>
+      <w:r>
+        <w:rPr>
+          <w:i/>
+          <w:spacing w:val="-7"/>
+          <w:sz w:val="24"/>
+        </w:rPr>
+        <w:t xml:space="preserve"> </w:t>
+      </w:r>
+      <w:r>
+        <w:rPr>
+          <w:i/>
+          <w:sz w:val="24"/>
+        </w:rPr>
+        <w:t>Digital</w:t>
+      </w:r>
+      <w:r>
+        <w:rPr>
+          <w:i/>
+          <w:spacing w:val="-7"/>
+          <w:sz w:val="24"/>
+        </w:rPr>
+        <w:t xml:space="preserve"> </w:t>
+      </w:r>
+      <w:r>
+        <w:rPr>
+          <w:i/>
+          <w:sz w:val="24"/>
+        </w:rPr>
+        <w:t>Health</w:t>
+      </w:r>
+      <w:r>
+        <w:rPr>
+          <w:i/>
+          <w:spacing w:val="-3"/>
+          <w:sz w:val="24"/>
+        </w:rPr>
+        <w:t xml:space="preserve"> </w:t>
+      </w:r>
+      <w:r>
+        <w:rPr>
+          <w:i/>
+          <w:sz w:val="24"/>
+        </w:rPr>
+        <w:t>Certificates</w:t>
+      </w:r>
+      <w:r>
+        <w:rPr>
+          <w:i/>
+          <w:spacing w:val="-4"/>
+          <w:sz w:val="24"/>
+        </w:rPr>
+        <w:t xml:space="preserve"> </w:t>
+      </w:r>
+      <w:r>
+        <w:rPr>
+          <w:sz w:val="24"/>
+        </w:rPr>
+        <w:t>among</w:t>
+      </w:r>
+      <w:r>
+        <w:rPr>
+          <w:spacing w:val="-5"/>
+          <w:sz w:val="24"/>
+        </w:rPr>
+        <w:t xml:space="preserve"> </w:t>
+      </w:r>
+      <w:r>
+        <w:rPr>
+          <w:i/>
+          <w:sz w:val="24"/>
+        </w:rPr>
+        <w:t>GDHCN</w:t>
+      </w:r>
+      <w:r>
+        <w:rPr>
+          <w:i/>
+          <w:spacing w:val="-4"/>
+          <w:sz w:val="24"/>
+        </w:rPr>
+        <w:t xml:space="preserve"> </w:t>
+      </w:r>
+      <w:r>
+        <w:rPr>
+          <w:i/>
+          <w:sz w:val="24"/>
+        </w:rPr>
+        <w:t>Participants</w:t>
+      </w:r>
+      <w:r>
+        <w:rPr>
+          <w:i/>
+          <w:spacing w:val="-4"/>
+          <w:sz w:val="24"/>
+        </w:rPr>
+        <w:t xml:space="preserve"> </w:t>
+      </w:r>
+      <w:r>
+        <w:rPr>
+          <w:sz w:val="24"/>
+        </w:rPr>
+        <w:t>and</w:t>
+      </w:r>
+      <w:r>
+        <w:rPr>
+          <w:spacing w:val="-5"/>
+          <w:sz w:val="24"/>
+        </w:rPr>
+        <w:t xml:space="preserve"> </w:t>
+      </w:r>
+      <w:r>
+        <w:rPr>
+          <w:sz w:val="24"/>
+        </w:rPr>
+        <w:t xml:space="preserve">other stakeholders </w:t>
+      </w:r>
+      <w:proofErr w:type="gramStart"/>
+      <w:r>
+        <w:rPr>
+          <w:sz w:val="24"/>
+        </w:rPr>
+        <w:t>to</w:t>
+      </w:r>
+      <w:proofErr w:type="gramEnd"/>
+      <w:r>
+        <w:rPr>
+          <w:sz w:val="24"/>
+        </w:rPr>
+        <w:t>:</w:t>
+      </w:r>
+    </w:p>
+    <w:p>
+      <w:pPr>
+        <w:pStyle w:val="ListParagraph"/>
+        <w:numPr>
+          <w:ilvl w:val="1"/>
+          <w:numId w:val="13"/>
+        </w:numPr>
+        <w:tabs>
+          <w:tab w:val="left" w:pos="1881"/>
+        </w:tabs>
+        <w:spacing w:before="120" w:line="276" w:lineRule="auto"/>
+        <w:ind w:right="168"/>
+        <w:rPr>
+          <w:sz w:val="24"/>
+        </w:rPr>
+      </w:pPr>
+      <w:r>
+        <w:rPr>
+          <w:sz w:val="24"/>
+        </w:rPr>
+        <w:t>Empower</w:t>
+      </w:r>
+      <w:r>
+        <w:rPr>
+          <w:spacing w:val="-6"/>
+          <w:sz w:val="24"/>
+        </w:rPr>
+        <w:t xml:space="preserve"> </w:t>
+      </w:r>
+      <w:r>
+        <w:rPr>
+          <w:sz w:val="24"/>
+        </w:rPr>
+        <w:t>individuals</w:t>
+      </w:r>
+      <w:r>
+        <w:rPr>
+          <w:spacing w:val="-5"/>
+          <w:sz w:val="24"/>
+        </w:rPr>
+        <w:t xml:space="preserve"> </w:t>
+      </w:r>
+      <w:r>
+        <w:rPr>
+          <w:sz w:val="24"/>
+        </w:rPr>
+        <w:t>to access</w:t>
+      </w:r>
+      <w:r>
+        <w:rPr>
+          <w:spacing w:val="-4"/>
+          <w:sz w:val="24"/>
+        </w:rPr>
+        <w:t xml:space="preserve"> </w:t>
+      </w:r>
+      <w:r>
+        <w:rPr>
+          <w:sz w:val="24"/>
+        </w:rPr>
+        <w:t>their</w:t>
+      </w:r>
+      <w:r>
+        <w:rPr>
+          <w:spacing w:val="-6"/>
+          <w:sz w:val="24"/>
+        </w:rPr>
+        <w:t xml:space="preserve"> </w:t>
+      </w:r>
+      <w:r>
+        <w:rPr>
+          <w:sz w:val="24"/>
+        </w:rPr>
+        <w:t>own</w:t>
+      </w:r>
+      <w:r>
+        <w:rPr>
+          <w:spacing w:val="-6"/>
+          <w:sz w:val="24"/>
+        </w:rPr>
+        <w:t xml:space="preserve"> </w:t>
+      </w:r>
+      <w:r>
+        <w:rPr>
+          <w:i/>
+          <w:sz w:val="24"/>
+        </w:rPr>
+        <w:t>Verifiable</w:t>
+      </w:r>
+      <w:r>
+        <w:rPr>
+          <w:i/>
+          <w:spacing w:val="-2"/>
+          <w:sz w:val="24"/>
+        </w:rPr>
+        <w:t xml:space="preserve"> </w:t>
+      </w:r>
+      <w:r>
+        <w:rPr>
+          <w:i/>
+          <w:sz w:val="24"/>
+        </w:rPr>
+        <w:t>Digital</w:t>
+      </w:r>
+      <w:r>
+        <w:rPr>
+          <w:i/>
+          <w:spacing w:val="-8"/>
+          <w:sz w:val="24"/>
+        </w:rPr>
+        <w:t xml:space="preserve"> </w:t>
+      </w:r>
+      <w:r>
+        <w:rPr>
+          <w:i/>
+          <w:sz w:val="24"/>
+        </w:rPr>
+        <w:t>Health</w:t>
+      </w:r>
+      <w:r>
+        <w:rPr>
+          <w:i/>
+          <w:spacing w:val="-5"/>
+          <w:sz w:val="24"/>
+        </w:rPr>
+        <w:t xml:space="preserve"> </w:t>
+      </w:r>
+      <w:r>
+        <w:rPr>
+          <w:i/>
+          <w:sz w:val="24"/>
+        </w:rPr>
+        <w:t>Certificates</w:t>
+      </w:r>
+      <w:r>
+        <w:rPr>
+          <w:i/>
+          <w:spacing w:val="-4"/>
+          <w:sz w:val="24"/>
+        </w:rPr>
+        <w:t xml:space="preserve"> </w:t>
+      </w:r>
+      <w:r>
+        <w:rPr>
+          <w:sz w:val="24"/>
+        </w:rPr>
+        <w:t>in a secure and convenient way;</w:t>
+      </w:r>
+    </w:p>
+    <w:p>
+      <w:pPr>
+        <w:pStyle w:val="ListParagraph"/>
+        <w:numPr>
+          <w:ilvl w:val="1"/>
+          <w:numId w:val="13"/>
+        </w:numPr>
+        <w:tabs>
+          <w:tab w:val="left" w:pos="1881"/>
+        </w:tabs>
+        <w:spacing w:before="120" w:line="276" w:lineRule="auto"/>
+        <w:ind w:right="115"/>
+        <w:rPr>
+          <w:sz w:val="24"/>
+        </w:rPr>
+      </w:pPr>
+      <w:r>
+        <w:rPr>
+          <w:sz w:val="24"/>
+        </w:rPr>
+        <w:t>Enable</w:t>
+      </w:r>
+      <w:r>
+        <w:rPr>
+          <w:spacing w:val="-6"/>
+          <w:sz w:val="24"/>
+        </w:rPr>
+        <w:t xml:space="preserve"> </w:t>
+      </w:r>
+      <w:r>
+        <w:rPr>
+          <w:sz w:val="24"/>
+        </w:rPr>
+        <w:t>health</w:t>
+      </w:r>
+      <w:r>
+        <w:rPr>
+          <w:spacing w:val="-4"/>
+          <w:sz w:val="24"/>
+        </w:rPr>
+        <w:t xml:space="preserve"> </w:t>
+      </w:r>
+      <w:r>
+        <w:rPr>
+          <w:sz w:val="24"/>
+        </w:rPr>
+        <w:t>services</w:t>
+      </w:r>
+      <w:r>
+        <w:rPr>
+          <w:spacing w:val="-3"/>
+          <w:sz w:val="24"/>
+        </w:rPr>
+        <w:t xml:space="preserve"> </w:t>
+      </w:r>
+      <w:r>
+        <w:rPr>
+          <w:sz w:val="24"/>
+        </w:rPr>
+        <w:t>of</w:t>
+      </w:r>
+      <w:r>
+        <w:rPr>
+          <w:spacing w:val="-5"/>
+          <w:sz w:val="24"/>
+        </w:rPr>
+        <w:t xml:space="preserve"> </w:t>
+      </w:r>
+      <w:r>
+        <w:rPr>
+          <w:i/>
+          <w:sz w:val="24"/>
+        </w:rPr>
+        <w:t>GDHCN</w:t>
+      </w:r>
+      <w:r>
+        <w:rPr>
+          <w:i/>
+          <w:spacing w:val="-5"/>
+          <w:sz w:val="24"/>
+        </w:rPr>
+        <w:t xml:space="preserve"> </w:t>
+      </w:r>
+      <w:r>
+        <w:rPr>
+          <w:i/>
+          <w:sz w:val="24"/>
+        </w:rPr>
+        <w:t>Participants</w:t>
+      </w:r>
+      <w:r>
+        <w:rPr>
+          <w:i/>
+          <w:spacing w:val="-2"/>
+          <w:sz w:val="24"/>
+        </w:rPr>
+        <w:t xml:space="preserve"> </w:t>
+      </w:r>
+      <w:r>
+        <w:rPr>
+          <w:sz w:val="24"/>
+        </w:rPr>
+        <w:t>to</w:t>
+      </w:r>
+      <w:r>
+        <w:rPr>
+          <w:spacing w:val="-5"/>
+          <w:sz w:val="24"/>
+        </w:rPr>
+        <w:t xml:space="preserve"> </w:t>
+      </w:r>
+      <w:r>
+        <w:rPr>
+          <w:sz w:val="24"/>
+        </w:rPr>
+        <w:t>verify</w:t>
+      </w:r>
+      <w:r>
+        <w:rPr>
+          <w:spacing w:val="-5"/>
+          <w:sz w:val="24"/>
+        </w:rPr>
+        <w:t xml:space="preserve"> </w:t>
+      </w:r>
+      <w:r>
+        <w:rPr>
+          <w:i/>
+          <w:sz w:val="24"/>
+        </w:rPr>
+        <w:t>Verifiable</w:t>
+      </w:r>
+      <w:r>
+        <w:rPr>
+          <w:i/>
+          <w:spacing w:val="-6"/>
+          <w:sz w:val="24"/>
+        </w:rPr>
+        <w:t xml:space="preserve"> </w:t>
+      </w:r>
+      <w:r>
+        <w:rPr>
+          <w:i/>
+          <w:sz w:val="24"/>
+        </w:rPr>
+        <w:t>Digital</w:t>
+      </w:r>
+      <w:r>
+        <w:rPr>
+          <w:i/>
+          <w:spacing w:val="-7"/>
+          <w:sz w:val="24"/>
+        </w:rPr>
+        <w:t xml:space="preserve"> </w:t>
+      </w:r>
+      <w:r>
+        <w:rPr>
+          <w:i/>
+          <w:sz w:val="24"/>
+        </w:rPr>
+        <w:t xml:space="preserve">Health Certificates </w:t>
+      </w:r>
+      <w:r>
+        <w:rPr>
+          <w:sz w:val="24"/>
+        </w:rPr>
+        <w:t xml:space="preserve">easily for the use cases defined by the relevant </w:t>
+      </w:r>
+      <w:r>
+        <w:rPr>
+          <w:i/>
+          <w:sz w:val="24"/>
+        </w:rPr>
+        <w:t xml:space="preserve">Trust Domain (e.g., </w:t>
+      </w:r>
+      <w:r>
+        <w:rPr>
+          <w:sz w:val="24"/>
+        </w:rPr>
+        <w:t>continuity of care, travel) across different settings and jurisdictions; and</w:t>
+      </w:r>
+    </w:p>
+    <w:p>
+      <w:pPr>
+        <w:pStyle w:val="ListParagraph"/>
+        <w:numPr>
+          <w:ilvl w:val="1"/>
+          <w:numId w:val="13"/>
+        </w:numPr>
+        <w:tabs>
+          <w:tab w:val="left" w:pos="1880"/>
+        </w:tabs>
+        <w:spacing w:before="120" w:line="276" w:lineRule="auto"/>
+        <w:ind w:left="1880" w:hanging="359"/>
+        <w:rPr>
+          <w:i/>
+          <w:sz w:val="24"/>
+        </w:rPr>
+      </w:pPr>
+      <w:r>
+        <w:rPr>
+          <w:sz w:val="24"/>
+        </w:rPr>
+        <w:t>Help</w:t>
+      </w:r>
+      <w:r>
+        <w:rPr>
+          <w:spacing w:val="-1"/>
+          <w:sz w:val="24"/>
+        </w:rPr>
+        <w:t xml:space="preserve"> </w:t>
+      </w:r>
+      <w:r>
+        <w:rPr>
+          <w:sz w:val="24"/>
+        </w:rPr>
+        <w:t>link</w:t>
+      </w:r>
+      <w:r>
+        <w:rPr>
+          <w:spacing w:val="-1"/>
+          <w:sz w:val="24"/>
+        </w:rPr>
+        <w:t xml:space="preserve"> </w:t>
+      </w:r>
+      <w:r>
+        <w:rPr>
+          <w:i/>
+          <w:sz w:val="24"/>
+        </w:rPr>
+        <w:t>Verifiable</w:t>
+      </w:r>
+      <w:r>
+        <w:rPr>
+          <w:i/>
+          <w:spacing w:val="-2"/>
+          <w:sz w:val="24"/>
+        </w:rPr>
+        <w:t xml:space="preserve"> </w:t>
+      </w:r>
+      <w:r>
+        <w:rPr>
+          <w:i/>
+          <w:sz w:val="24"/>
+        </w:rPr>
+        <w:t>Digital</w:t>
+      </w:r>
+      <w:r>
+        <w:rPr>
+          <w:i/>
+          <w:spacing w:val="-3"/>
+          <w:sz w:val="24"/>
+        </w:rPr>
+        <w:t xml:space="preserve"> </w:t>
+      </w:r>
+      <w:r>
+        <w:rPr>
+          <w:i/>
+          <w:sz w:val="24"/>
+        </w:rPr>
+        <w:t>Health Certificates</w:t>
+      </w:r>
+      <w:r>
+        <w:rPr>
+          <w:i/>
+          <w:spacing w:val="1"/>
+          <w:sz w:val="24"/>
+        </w:rPr>
+        <w:t xml:space="preserve"> </w:t>
+      </w:r>
+      <w:r>
+        <w:rPr>
+          <w:sz w:val="24"/>
+        </w:rPr>
+        <w:t>to</w:t>
+      </w:r>
+      <w:r>
+        <w:rPr>
+          <w:spacing w:val="-1"/>
+          <w:sz w:val="24"/>
+        </w:rPr>
+        <w:t xml:space="preserve"> </w:t>
+      </w:r>
+      <w:r>
+        <w:rPr>
+          <w:i/>
+          <w:sz w:val="24"/>
+        </w:rPr>
+        <w:t>GDHCN</w:t>
+      </w:r>
+      <w:r>
+        <w:rPr>
+          <w:i/>
+          <w:spacing w:val="-1"/>
+          <w:sz w:val="24"/>
+        </w:rPr>
+        <w:t xml:space="preserve"> </w:t>
+      </w:r>
+      <w:r>
+        <w:rPr>
+          <w:i/>
+          <w:spacing w:val="-2"/>
+          <w:sz w:val="24"/>
+        </w:rPr>
+        <w:t>Participants.</w:t>
+      </w:r>
+    </w:p>
+    <w:p>
+      <w:pPr>
+        <w:pStyle w:val="ListParagraph"/>
+        <w:numPr>
+          <w:ilvl w:val="0"/>
+          <w:numId w:val="13"/>
+        </w:numPr>
+        <w:tabs>
+          <w:tab w:val="left" w:pos="1161"/>
+        </w:tabs>
+        <w:spacing w:before="120" w:line="276" w:lineRule="auto"/>
+        <w:ind w:right="558"/>
+        <w:rPr>
+          <w:sz w:val="24"/>
+        </w:rPr>
+      </w:pPr>
+      <w:r>
+        <w:rPr>
+          <w:sz w:val="24"/>
+        </w:rPr>
+        <w:t>Help</w:t>
+      </w:r>
+      <w:r>
+        <w:rPr>
+          <w:spacing w:val="-6"/>
+          <w:sz w:val="24"/>
+        </w:rPr>
+        <w:t xml:space="preserve"> </w:t>
+      </w:r>
+      <w:r>
+        <w:rPr>
+          <w:i/>
+          <w:sz w:val="24"/>
+        </w:rPr>
+        <w:t>Eligible</w:t>
+      </w:r>
+      <w:r>
+        <w:rPr>
+          <w:i/>
+          <w:spacing w:val="-7"/>
+          <w:sz w:val="24"/>
+        </w:rPr>
+        <w:t xml:space="preserve"> </w:t>
+      </w:r>
+      <w:r>
+        <w:rPr>
+          <w:i/>
+          <w:sz w:val="24"/>
+        </w:rPr>
+        <w:t>GDHCN</w:t>
+      </w:r>
+      <w:r>
+        <w:rPr>
+          <w:i/>
+          <w:spacing w:val="-6"/>
+          <w:sz w:val="24"/>
+        </w:rPr>
+        <w:t xml:space="preserve"> </w:t>
+      </w:r>
+      <w:r>
+        <w:rPr>
+          <w:i/>
+          <w:sz w:val="24"/>
+        </w:rPr>
+        <w:t>Participants</w:t>
+      </w:r>
+      <w:r>
+        <w:rPr>
+          <w:i/>
+          <w:spacing w:val="-3"/>
+          <w:sz w:val="24"/>
+        </w:rPr>
+        <w:t xml:space="preserve"> </w:t>
+      </w:r>
+      <w:r>
+        <w:rPr>
+          <w:sz w:val="24"/>
+        </w:rPr>
+        <w:t>and</w:t>
+      </w:r>
+      <w:r>
+        <w:rPr>
+          <w:spacing w:val="-6"/>
+          <w:sz w:val="24"/>
+        </w:rPr>
+        <w:t xml:space="preserve"> </w:t>
+      </w:r>
+      <w:r>
+        <w:rPr>
+          <w:i/>
+          <w:sz w:val="24"/>
+        </w:rPr>
+        <w:t>GDHCN</w:t>
+      </w:r>
+      <w:r>
+        <w:rPr>
+          <w:i/>
+          <w:spacing w:val="-6"/>
+          <w:sz w:val="24"/>
+        </w:rPr>
+        <w:t xml:space="preserve"> </w:t>
+      </w:r>
+      <w:r>
+        <w:rPr>
+          <w:i/>
+          <w:sz w:val="24"/>
+        </w:rPr>
+        <w:t>Participants</w:t>
+      </w:r>
+      <w:r>
+        <w:rPr>
+          <w:i/>
+          <w:spacing w:val="-3"/>
+          <w:sz w:val="24"/>
+        </w:rPr>
+        <w:t xml:space="preserve"> </w:t>
+      </w:r>
+      <w:r>
+        <w:rPr>
+          <w:sz w:val="24"/>
+        </w:rPr>
+        <w:t>comply</w:t>
+      </w:r>
+      <w:r>
+        <w:rPr>
+          <w:spacing w:val="-6"/>
+          <w:sz w:val="24"/>
+        </w:rPr>
+        <w:t xml:space="preserve"> </w:t>
+      </w:r>
+      <w:r>
+        <w:rPr>
+          <w:sz w:val="24"/>
+        </w:rPr>
+        <w:t>with technical specifications and policy and regulatory standards.</w:t>
+      </w:r>
+    </w:p>
+    <w:p>
+      <w:pPr>
+        <w:pStyle w:val="ListParagraph"/>
+        <w:numPr>
+          <w:ilvl w:val="0"/>
+          <w:numId w:val="13"/>
+        </w:numPr>
+        <w:tabs>
+          <w:tab w:val="left" w:pos="1161"/>
+        </w:tabs>
+        <w:spacing w:before="120" w:line="276" w:lineRule="auto"/>
+        <w:ind w:right="434"/>
+        <w:rPr>
+          <w:sz w:val="24"/>
+        </w:rPr>
+      </w:pPr>
+      <w:r>
+        <w:rPr>
+          <w:sz w:val="24"/>
+        </w:rPr>
+        <w:t>Identify</w:t>
+      </w:r>
+      <w:r>
+        <w:rPr>
+          <w:spacing w:val="-5"/>
+          <w:sz w:val="24"/>
+        </w:rPr>
+        <w:t xml:space="preserve"> </w:t>
+      </w:r>
+      <w:r>
+        <w:rPr>
+          <w:sz w:val="24"/>
+        </w:rPr>
+        <w:t>and</w:t>
+      </w:r>
+      <w:r>
+        <w:rPr>
+          <w:spacing w:val="-1"/>
+          <w:sz w:val="24"/>
+        </w:rPr>
+        <w:t xml:space="preserve"> </w:t>
+      </w:r>
+      <w:r>
+        <w:rPr>
+          <w:sz w:val="24"/>
+        </w:rPr>
+        <w:t>maintain</w:t>
+      </w:r>
+      <w:r>
+        <w:rPr>
+          <w:spacing w:val="-5"/>
+          <w:sz w:val="24"/>
+        </w:rPr>
+        <w:t xml:space="preserve"> </w:t>
+      </w:r>
+      <w:r>
+        <w:rPr>
+          <w:sz w:val="24"/>
+        </w:rPr>
+        <w:t>open,</w:t>
+      </w:r>
+      <w:r>
+        <w:rPr>
+          <w:spacing w:val="-5"/>
+          <w:sz w:val="24"/>
+        </w:rPr>
+        <w:t xml:space="preserve"> </w:t>
+      </w:r>
+      <w:r>
+        <w:rPr>
+          <w:sz w:val="24"/>
+        </w:rPr>
+        <w:t>interoperable</w:t>
+      </w:r>
+      <w:r>
+        <w:rPr>
+          <w:spacing w:val="-6"/>
+          <w:sz w:val="24"/>
+        </w:rPr>
+        <w:t xml:space="preserve"> </w:t>
+      </w:r>
+      <w:r>
+        <w:rPr>
+          <w:sz w:val="24"/>
+        </w:rPr>
+        <w:t>specifications for</w:t>
+      </w:r>
+      <w:r>
+        <w:rPr>
+          <w:spacing w:val="-5"/>
+          <w:sz w:val="24"/>
+        </w:rPr>
+        <w:t xml:space="preserve"> </w:t>
+      </w:r>
+      <w:r>
+        <w:rPr>
+          <w:sz w:val="24"/>
+        </w:rPr>
+        <w:t>the</w:t>
+      </w:r>
+      <w:r>
+        <w:rPr>
+          <w:spacing w:val="-6"/>
+          <w:sz w:val="24"/>
+        </w:rPr>
+        <w:t xml:space="preserve"> </w:t>
+      </w:r>
+      <w:r>
+        <w:rPr>
+          <w:sz w:val="24"/>
+        </w:rPr>
+        <w:t>core</w:t>
+      </w:r>
+      <w:r>
+        <w:rPr>
+          <w:spacing w:val="-6"/>
+          <w:sz w:val="24"/>
+        </w:rPr>
+        <w:t xml:space="preserve"> </w:t>
+      </w:r>
+      <w:r>
+        <w:rPr>
+          <w:sz w:val="24"/>
+        </w:rPr>
+        <w:t>infrastructure</w:t>
+      </w:r>
+      <w:r>
+        <w:rPr>
+          <w:spacing w:val="-6"/>
+          <w:sz w:val="24"/>
+        </w:rPr>
+        <w:t xml:space="preserve"> </w:t>
+      </w:r>
+      <w:r>
+        <w:rPr>
+          <w:sz w:val="24"/>
+        </w:rPr>
+        <w:t>of</w:t>
+      </w:r>
+      <w:r>
+        <w:rPr>
+          <w:spacing w:val="-1"/>
+          <w:sz w:val="24"/>
+        </w:rPr>
+        <w:t xml:space="preserve"> </w:t>
+      </w:r>
+      <w:r>
+        <w:rPr>
+          <w:sz w:val="24"/>
+        </w:rPr>
+        <w:t xml:space="preserve">a </w:t>
+      </w:r>
+      <w:r>
+        <w:rPr>
+          <w:i/>
+          <w:sz w:val="24"/>
+        </w:rPr>
+        <w:t>Trust Network</w:t>
+      </w:r>
+      <w:r>
+        <w:rPr>
+          <w:sz w:val="24"/>
+        </w:rPr>
+        <w:t xml:space="preserve">, including a </w:t>
+      </w:r>
+      <w:r>
+        <w:rPr>
+          <w:i/>
+          <w:sz w:val="24"/>
+        </w:rPr>
+        <w:t>Trust Network Gateway</w:t>
+      </w:r>
+      <w:r>
+        <w:rPr>
+          <w:sz w:val="24"/>
+        </w:rPr>
+        <w:t xml:space="preserve">, which enables the verification of </w:t>
+      </w:r>
+      <w:r>
+        <w:rPr>
+          <w:i/>
+          <w:sz w:val="24"/>
+        </w:rPr>
+        <w:t>Verifiable Digital Health Certificates</w:t>
+      </w:r>
+      <w:r>
+        <w:rPr>
+          <w:sz w:val="24"/>
+        </w:rPr>
+        <w:t>.</w:t>
+      </w:r>
+    </w:p>
+    <w:p>
+      <w:pPr>
+        <w:pStyle w:val="ListParagraph"/>
+        <w:numPr>
+          <w:ilvl w:val="0"/>
+          <w:numId w:val="13"/>
+        </w:numPr>
+        <w:tabs>
+          <w:tab w:val="left" w:pos="1161"/>
+        </w:tabs>
+        <w:spacing w:before="120" w:line="276" w:lineRule="auto"/>
+        <w:ind w:right="694"/>
+        <w:rPr>
+          <w:sz w:val="24"/>
+        </w:rPr>
+      </w:pPr>
+      <w:r>
+        <w:rPr>
+          <w:sz w:val="24"/>
+        </w:rPr>
+        <w:t>Identify</w:t>
+      </w:r>
+      <w:r>
+        <w:rPr>
+          <w:spacing w:val="-5"/>
+          <w:sz w:val="24"/>
+        </w:rPr>
+        <w:t xml:space="preserve"> </w:t>
+      </w:r>
+      <w:r>
+        <w:rPr>
+          <w:i/>
+          <w:sz w:val="24"/>
+        </w:rPr>
+        <w:t>Trust</w:t>
+      </w:r>
+      <w:r>
+        <w:rPr>
+          <w:i/>
+          <w:spacing w:val="-6"/>
+          <w:sz w:val="24"/>
+        </w:rPr>
+        <w:t xml:space="preserve"> </w:t>
+      </w:r>
+      <w:r>
+        <w:rPr>
+          <w:i/>
+          <w:sz w:val="24"/>
+        </w:rPr>
+        <w:t>Domains</w:t>
+      </w:r>
+      <w:r>
+        <w:rPr>
+          <w:i/>
+          <w:spacing w:val="-3"/>
+          <w:sz w:val="24"/>
+        </w:rPr>
+        <w:t xml:space="preserve"> </w:t>
+      </w:r>
+      <w:r>
+        <w:rPr>
+          <w:sz w:val="24"/>
+        </w:rPr>
+        <w:t>that</w:t>
+      </w:r>
+      <w:r>
+        <w:rPr>
+          <w:spacing w:val="-6"/>
+          <w:sz w:val="24"/>
+        </w:rPr>
+        <w:t xml:space="preserve"> </w:t>
+      </w:r>
+      <w:r>
+        <w:rPr>
+          <w:sz w:val="24"/>
+        </w:rPr>
+        <w:t>can</w:t>
+      </w:r>
+      <w:r>
+        <w:rPr>
+          <w:spacing w:val="-5"/>
+          <w:sz w:val="24"/>
+        </w:rPr>
+        <w:t xml:space="preserve"> </w:t>
+      </w:r>
+      <w:r>
+        <w:rPr>
+          <w:sz w:val="24"/>
+        </w:rPr>
+        <w:t>utilize</w:t>
+      </w:r>
+      <w:r>
+        <w:rPr>
+          <w:spacing w:val="-2"/>
+          <w:sz w:val="24"/>
+        </w:rPr>
+        <w:t xml:space="preserve"> </w:t>
+      </w:r>
+      <w:r>
+        <w:rPr>
+          <w:sz w:val="24"/>
+        </w:rPr>
+        <w:t>the</w:t>
+      </w:r>
+      <w:r>
+        <w:rPr>
+          <w:spacing w:val="-2"/>
+          <w:sz w:val="24"/>
+        </w:rPr>
+        <w:t xml:space="preserve"> </w:t>
+      </w:r>
+      <w:r>
+        <w:rPr>
+          <w:sz w:val="24"/>
+        </w:rPr>
+        <w:t>GDHCN</w:t>
+      </w:r>
+      <w:r>
+        <w:rPr>
+          <w:spacing w:val="-4"/>
+          <w:sz w:val="24"/>
+        </w:rPr>
+        <w:t xml:space="preserve"> </w:t>
+      </w:r>
+      <w:r>
+        <w:rPr>
+          <w:sz w:val="24"/>
+        </w:rPr>
+        <w:t>core</w:t>
+      </w:r>
+      <w:r>
+        <w:rPr>
+          <w:spacing w:val="-6"/>
+          <w:sz w:val="24"/>
+        </w:rPr>
+        <w:t xml:space="preserve"> </w:t>
+      </w:r>
+      <w:r>
+        <w:rPr>
+          <w:sz w:val="24"/>
+        </w:rPr>
+        <w:t>infrastructure</w:t>
+      </w:r>
+      <w:r>
+        <w:rPr>
+          <w:spacing w:val="-2"/>
+          <w:sz w:val="24"/>
+        </w:rPr>
+        <w:t xml:space="preserve"> </w:t>
+      </w:r>
+      <w:r>
+        <w:rPr>
+          <w:sz w:val="24"/>
+        </w:rPr>
+        <w:t>and</w:t>
+      </w:r>
+      <w:r>
+        <w:rPr>
+          <w:spacing w:val="-5"/>
+          <w:sz w:val="24"/>
+        </w:rPr>
+        <w:t xml:space="preserve"> </w:t>
+      </w:r>
+      <w:r>
+        <w:rPr>
+          <w:sz w:val="24"/>
+        </w:rPr>
+        <w:t xml:space="preserve">develop specifications and requirements for each identified </w:t>
+      </w:r>
+      <w:r>
+        <w:rPr>
+          <w:i/>
+          <w:sz w:val="24"/>
+        </w:rPr>
+        <w:t>Trust Domain</w:t>
+      </w:r>
+      <w:r>
+        <w:rPr>
+          <w:sz w:val="24"/>
+        </w:rPr>
+        <w:t>.</w:t>
+      </w:r>
+    </w:p>
+    <w:p>
+      <w:pPr>
+        <w:pStyle w:val="ListParagraph"/>
+        <w:numPr>
+          <w:ilvl w:val="0"/>
+          <w:numId w:val="13"/>
+        </w:numPr>
+        <w:tabs>
+          <w:tab w:val="left" w:pos="1161"/>
+        </w:tabs>
+        <w:spacing w:before="120" w:line="276" w:lineRule="auto"/>
+        <w:ind w:right="1191"/>
+        <w:rPr>
+          <w:sz w:val="24"/>
+        </w:rPr>
+      </w:pPr>
+      <w:r>
+        <w:rPr>
+          <w:sz w:val="24"/>
+        </w:rPr>
+        <w:t>Promote</w:t>
+      </w:r>
+      <w:r>
+        <w:rPr>
+          <w:spacing w:val="-7"/>
+          <w:sz w:val="24"/>
+        </w:rPr>
+        <w:t xml:space="preserve"> </w:t>
+      </w:r>
+      <w:r>
+        <w:rPr>
+          <w:sz w:val="24"/>
+        </w:rPr>
+        <w:t>innovation</w:t>
+      </w:r>
+      <w:r>
+        <w:rPr>
+          <w:spacing w:val="-5"/>
+          <w:sz w:val="24"/>
+        </w:rPr>
+        <w:t xml:space="preserve"> </w:t>
+      </w:r>
+      <w:r>
+        <w:rPr>
+          <w:sz w:val="24"/>
+        </w:rPr>
+        <w:t>and</w:t>
+      </w:r>
+      <w:r>
+        <w:rPr>
+          <w:spacing w:val="-1"/>
+          <w:sz w:val="24"/>
+        </w:rPr>
+        <w:t xml:space="preserve"> </w:t>
+      </w:r>
+      <w:r>
+        <w:rPr>
+          <w:sz w:val="24"/>
+        </w:rPr>
+        <w:t>learning</w:t>
+      </w:r>
+      <w:r>
+        <w:rPr>
+          <w:spacing w:val="-5"/>
+          <w:sz w:val="24"/>
+        </w:rPr>
+        <w:t xml:space="preserve"> </w:t>
+      </w:r>
+      <w:r>
+        <w:rPr>
+          <w:sz w:val="24"/>
+        </w:rPr>
+        <w:t>in</w:t>
+      </w:r>
+      <w:r>
+        <w:rPr>
+          <w:spacing w:val="-5"/>
+          <w:sz w:val="24"/>
+        </w:rPr>
+        <w:t xml:space="preserve"> </w:t>
+      </w:r>
+      <w:r>
+        <w:rPr>
+          <w:sz w:val="24"/>
+        </w:rPr>
+        <w:t>digital</w:t>
+      </w:r>
+      <w:r>
+        <w:rPr>
+          <w:spacing w:val="-7"/>
+          <w:sz w:val="24"/>
+        </w:rPr>
+        <w:t xml:space="preserve"> </w:t>
+      </w:r>
+      <w:r>
+        <w:rPr>
+          <w:sz w:val="24"/>
+        </w:rPr>
+        <w:t>health</w:t>
+      </w:r>
+      <w:r>
+        <w:rPr>
+          <w:spacing w:val="-5"/>
+          <w:sz w:val="24"/>
+        </w:rPr>
+        <w:t xml:space="preserve"> </w:t>
+      </w:r>
+      <w:r>
+        <w:rPr>
+          <w:sz w:val="24"/>
+        </w:rPr>
+        <w:t>by</w:t>
+      </w:r>
+      <w:r>
+        <w:rPr>
+          <w:spacing w:val="-1"/>
+          <w:sz w:val="24"/>
+        </w:rPr>
+        <w:t xml:space="preserve"> </w:t>
+      </w:r>
+      <w:r>
+        <w:rPr>
+          <w:sz w:val="24"/>
+        </w:rPr>
+        <w:t>sharing</w:t>
+      </w:r>
+      <w:r>
+        <w:rPr>
+          <w:spacing w:val="-5"/>
+          <w:sz w:val="24"/>
+        </w:rPr>
+        <w:t xml:space="preserve"> </w:t>
+      </w:r>
+      <w:r>
+        <w:rPr>
+          <w:sz w:val="24"/>
+        </w:rPr>
+        <w:t>best</w:t>
+      </w:r>
+      <w:r>
+        <w:rPr>
+          <w:spacing w:val="-7"/>
+          <w:sz w:val="24"/>
+        </w:rPr>
+        <w:t xml:space="preserve"> </w:t>
+      </w:r>
+      <w:r>
+        <w:rPr>
+          <w:sz w:val="24"/>
+        </w:rPr>
+        <w:t>practices</w:t>
+      </w:r>
+      <w:r>
+        <w:rPr>
+          <w:spacing w:val="-4"/>
+          <w:sz w:val="24"/>
+        </w:rPr>
+        <w:t xml:space="preserve"> </w:t>
+      </w:r>
+      <w:r>
+        <w:rPr>
+          <w:sz w:val="24"/>
+        </w:rPr>
+        <w:t xml:space="preserve">and experiences among </w:t>
+      </w:r>
+      <w:r>
+        <w:rPr>
+          <w:i/>
+          <w:sz w:val="24"/>
+        </w:rPr>
+        <w:t xml:space="preserve">GDHCN Participants </w:t>
+      </w:r>
+      <w:r>
+        <w:rPr>
+          <w:sz w:val="24"/>
+        </w:rPr>
+        <w:t>and other stakeholders.</w:t>
+      </w:r>
+    </w:p>
+    <w:p>
+      <w:pPr>
+        <w:pStyle w:val="BodyText"/>
+        <w:spacing w:before="120" w:line="276" w:lineRule="auto"/>
+        <w:rPr>
+          <w:sz w:val="25"/>
+          <w:szCs w:val="22"/>
+        </w:rPr>
+      </w:pPr>
+      <w:bookmarkStart w:id="2" w:name="IV._Principles"/>
+      <w:bookmarkEnd w:id="2"/>
+    </w:p>
+    <w:p>
+      <w:pPr>
+        <w:pStyle w:val="ListParagraph"/>
+        <w:numPr>
+          <w:ilvl w:val="0"/>
+          <w:numId w:val="14"/>
+        </w:numPr>
+        <w:tabs>
+          <w:tab w:val="left" w:pos="1160"/>
+        </w:tabs>
+        <w:spacing w:before="120" w:line="276" w:lineRule="auto"/>
+        <w:ind w:left="1160" w:hanging="685"/>
+        <w:jc w:val="left"/>
+        <w:rPr>
+          <w:b/>
           <w:sz w:val="19"/>
         </w:rPr>
       </w:pPr>
@@ -11184,13 +11549,6 @@
           <w:sz w:val="24"/>
           <w:u w:val="single"/>
         </w:rPr>
-        <w:t xml:space="preserve"> </w:t>
-      </w:r>
-      <w:r>
-        <w:rPr>
-          <w:sz w:val="24"/>
-          <w:u w:val="single"/>
-        </w:rPr>
         <w:t>Personal data protection</w:t>
       </w:r>
       <w:r>
@@ -11353,7 +11711,14 @@
         <w:rPr>
           <w:sz w:val="24"/>
         </w:rPr>
-        <w:t xml:space="preserve">have access to underlying personal data, which will continue to be the exclusive domain of </w:t>
+        <w:t xml:space="preserve">have </w:t>
+      </w:r>
+      <w:r>
+        <w:rPr>
+          <w:sz w:val="24"/>
+        </w:rPr>
+        <w:lastRenderedPageBreak/>
+        <w:t xml:space="preserve">access to underlying personal data, which will continue to be the exclusive domain of </w:t>
       </w:r>
       <w:r>
         <w:rPr>
@@ -11593,7 +11958,6 @@
           <w:sz w:val="24"/>
           <w:u w:val="single"/>
         </w:rPr>
-        <w:lastRenderedPageBreak/>
         <w:t>Quality and safety</w:t>
       </w:r>
       <w:r>
@@ -11940,7 +12304,21 @@
         <w:rPr>
           <w:sz w:val="24"/>
         </w:rPr>
-        <w:t xml:space="preserve">in digital health by sharing best practices and experiences among participants and other stakeholders. The GDHCN also encourages research and development of new solutions that can improve the functionality and interoperability of </w:t>
+        <w:t xml:space="preserve">in digital health by sharing best practices and experiences among participants and other stakeholders. </w:t>
+      </w:r>
+      <w:proofErr w:type="gramStart"/>
+      <w:r>
+        <w:rPr>
+          <w:sz w:val="24"/>
+        </w:rPr>
+        <w:t>The GDHCN</w:t>
+      </w:r>
+      <w:proofErr w:type="gramEnd"/>
+      <w:r>
+        <w:rPr>
+          <w:sz w:val="24"/>
+        </w:rPr>
+        <w:t xml:space="preserve"> also encourages research and development of new solutions that can improve the functionality and interoperability of </w:t>
       </w:r>
       <w:r>
         <w:rPr>
@@ -13431,7 +13809,15 @@
           <w:i/>
           <w:sz w:val="24"/>
         </w:rPr>
-        <w:t>Trusted Services f</w:t>
+        <w:t xml:space="preserve">Trusted </w:t>
+      </w:r>
+      <w:r>
+        <w:rPr>
+          <w:i/>
+          <w:sz w:val="24"/>
+        </w:rPr>
+        <w:lastRenderedPageBreak/>
+        <w:t>Services f</w:t>
       </w:r>
       <w:r>
         <w:rPr>
@@ -13798,6 +14184,19 @@
     <w:p>
       <w:pPr>
         <w:pStyle w:val="ListParagraph"/>
+        <w:tabs>
+          <w:tab w:val="left" w:pos="1161"/>
+        </w:tabs>
+        <w:spacing w:before="120" w:line="276" w:lineRule="auto"/>
+        <w:ind w:right="174" w:firstLine="0"/>
+        <w:rPr>
+          <w:sz w:val="24"/>
+        </w:rPr>
+      </w:pPr>
+    </w:p>
+    <w:p>
+      <w:pPr>
+        <w:pStyle w:val="ListParagraph"/>
         <w:numPr>
           <w:ilvl w:val="0"/>
           <w:numId w:val="14"/>
@@ -13820,7 +14219,6 @@
           <w:b/>
           <w:sz w:val="24"/>
         </w:rPr>
-        <w:lastRenderedPageBreak/>
         <w:t>GDHCN</w:t>
       </w:r>
       <w:r>
@@ -15931,6 +16329,7 @@
           <w:spacing w:val="-2"/>
           <w:sz w:val="24"/>
         </w:rPr>
+        <w:lastRenderedPageBreak/>
         <w:t>Gateway</w:t>
       </w:r>
       <w:r>
@@ -16401,7 +16800,6 @@
           <w:sz w:val="24"/>
           <w:szCs w:val="24"/>
         </w:rPr>
-        <w:lastRenderedPageBreak/>
         <w:t>Adopt</w:t>
       </w:r>
       <w:r>
@@ -17178,12 +17576,14 @@
       <w:r>
         <w:rPr>
           <w:i/>
+          <w:iCs/>
         </w:rPr>
         <w:t>Onboarding</w:t>
       </w:r>
       <w:r>
         <w:rPr>
           <w:i/>
+          <w:iCs/>
           <w:spacing w:val="-5"/>
         </w:rPr>
         <w:t xml:space="preserve"> </w:t>
@@ -17191,12 +17591,14 @@
       <w:r>
         <w:rPr>
           <w:i/>
+          <w:iCs/>
         </w:rPr>
         <w:t>Process</w:t>
       </w:r>
       <w:r>
         <w:rPr>
           <w:i/>
+          <w:iCs/>
           <w:spacing w:val="-2"/>
         </w:rPr>
         <w:t xml:space="preserve"> </w:t>
@@ -17229,11 +17631,162 @@
         <w:t xml:space="preserve"> </w:t>
       </w:r>
       <w:r>
-        <w:t>validation periods, with technical specifications required for a PKI;</w:t>
+        <w:t>validation periods, with technical specifications required for a PKI</w:t>
+      </w:r>
+      <w:r>
+        <w:t xml:space="preserve"> including the identification and use of an appropriate </w:t>
+      </w:r>
+      <w:r>
+        <w:rPr>
+          <w:i/>
+          <w:iCs/>
+        </w:rPr>
+        <w:t xml:space="preserve">Certificate </w:t>
+      </w:r>
+      <w:r>
+        <w:rPr>
+          <w:i/>
+          <w:iCs/>
+        </w:rPr>
+        <w:t>Authority</w:t>
+      </w:r>
+      <w:r>
+        <w:t>;</w:t>
       </w:r>
     </w:p>
     <w:p>
       <w:pPr>
+        <w:pStyle w:val="BodyText"/>
+        <w:spacing w:before="120" w:line="276" w:lineRule="auto"/>
+        <w:ind w:left="1161"/>
+      </w:pPr>
+      <w:r>
+        <w:t xml:space="preserve">A </w:t>
+      </w:r>
+      <w:r>
+        <w:rPr>
+          <w:i/>
+          <w:iCs/>
+        </w:rPr>
+        <w:t xml:space="preserve">Certificate </w:t>
+      </w:r>
+      <w:r>
+        <w:rPr>
+          <w:i/>
+          <w:iCs/>
+        </w:rPr>
+        <w:t xml:space="preserve">Authority </w:t>
+      </w:r>
+      <w:r>
+        <w:t>may be operated by different types of entities</w:t>
+      </w:r>
+      <w:r>
+        <w:t xml:space="preserve"> and institutions</w:t>
+      </w:r>
+      <w:r>
+        <w:t>, including, but not limited to, a private-secto</w:t>
+      </w:r>
+      <w:r>
+        <w:t>r entity</w:t>
+      </w:r>
+      <w:r>
+        <w:t xml:space="preserve">, a ministry or agency responsible for </w:t>
+      </w:r>
+      <w:r>
+        <w:t xml:space="preserve">information and communications technology on behalf of the government or </w:t>
+      </w:r>
+      <w:r>
+        <w:t>eGovernment services, a Ministry of Health, or another competen</w:t>
+      </w:r>
+      <w:r>
+        <w:t xml:space="preserve">t </w:t>
+      </w:r>
+      <w:r>
+        <w:t>authority</w:t>
+      </w:r>
+      <w:r>
+        <w:t xml:space="preserve"> within the jurisdiction</w:t>
+      </w:r>
+      <w:r>
+        <w:t>;</w:t>
+      </w:r>
+      <w:r>
+        <w:t xml:space="preserve"> </w:t>
+      </w:r>
+    </w:p>
+    <w:p>
+      <w:pPr>
+        <w:pStyle w:val="BodyText"/>
+        <w:spacing w:before="120" w:line="276" w:lineRule="auto"/>
+        <w:ind w:left="1161"/>
+      </w:pPr>
+      <w:r>
+        <w:t xml:space="preserve">It is the responsibility of each </w:t>
+      </w:r>
+      <w:r>
+        <w:rPr>
+          <w:i/>
+          <w:iCs/>
+        </w:rPr>
+        <w:t xml:space="preserve">GDHCN Participant </w:t>
+      </w:r>
+      <w:r>
+        <w:t>to determine the appropriate</w:t>
+      </w:r>
+      <w:r>
+        <w:t xml:space="preserve"> </w:t>
+      </w:r>
+      <w:r>
+        <w:t xml:space="preserve">arrangement for its </w:t>
+      </w:r>
+      <w:r>
+        <w:rPr>
+          <w:i/>
+          <w:iCs/>
+        </w:rPr>
+        <w:t>Certificate Authority</w:t>
+      </w:r>
+      <w:r>
+        <w:t>, in accordance with applicabl</w:t>
+      </w:r>
+      <w:r>
+        <w:t xml:space="preserve">e laws and </w:t>
+      </w:r>
+      <w:r>
+        <w:t>policies</w:t>
+      </w:r>
+      <w:r>
+        <w:t xml:space="preserve"> within its jurisdiction</w:t>
+      </w:r>
+      <w:r>
+        <w:t xml:space="preserve">. Each </w:t>
+      </w:r>
+      <w:r>
+        <w:rPr>
+          <w:i/>
+          <w:iCs/>
+        </w:rPr>
+        <w:t xml:space="preserve">GDHCN Participant </w:t>
+      </w:r>
+      <w:r>
+        <w:t xml:space="preserve">must identify, establish, or liaise with the relevant </w:t>
+      </w:r>
+      <w:r>
+        <w:rPr>
+          <w:i/>
+          <w:iCs/>
+        </w:rPr>
+        <w:t>Certificate Authority</w:t>
+      </w:r>
+      <w:r>
+        <w:t>, as applicable</w:t>
+      </w:r>
+      <w:r>
+        <w:t>;</w:t>
+      </w:r>
+    </w:p>
+    <w:p>
+      <w:pPr>
         <w:spacing w:before="120" w:line="276" w:lineRule="auto"/>
         <w:ind w:left="1161" w:right="141"/>
         <w:rPr>
@@ -17578,12 +18131,14 @@
         </w:rPr>
         <w:t xml:space="preserve"> </w:t>
       </w:r>
+      <w:proofErr w:type="gramStart"/>
       <w:r>
         <w:rPr>
           <w:sz w:val="24"/>
         </w:rPr>
         <w:t>operates</w:t>
       </w:r>
+      <w:proofErr w:type="gramEnd"/>
       <w:r>
         <w:rPr>
           <w:spacing w:val="-3"/>
@@ -17604,12 +18159,14 @@
         </w:rPr>
         <w:t xml:space="preserve"> </w:t>
       </w:r>
+      <w:proofErr w:type="gramStart"/>
       <w:r>
         <w:rPr>
           <w:sz w:val="24"/>
         </w:rPr>
         <w:t>utilizes</w:t>
       </w:r>
+      <w:proofErr w:type="gramEnd"/>
       <w:r>
         <w:rPr>
           <w:spacing w:val="-3"/>
@@ -17621,7 +18178,14 @@
         <w:rPr>
           <w:sz w:val="24"/>
         </w:rPr>
-        <w:t xml:space="preserve">for each applicable </w:t>
+        <w:t xml:space="preserve">for </w:t>
+      </w:r>
+      <w:r>
+        <w:rPr>
+          <w:sz w:val="24"/>
+        </w:rPr>
+        <w:lastRenderedPageBreak/>
+        <w:t xml:space="preserve">each applicable </w:t>
       </w:r>
       <w:r>
         <w:rPr>
@@ -18433,19 +18997,11 @@
         </w:rPr>
         <w:t xml:space="preserve"> </w:t>
       </w:r>
-      <w:proofErr w:type="spellStart"/>
-      <w:r>
-        <w:rPr>
-          <w:sz w:val="24"/>
-        </w:rPr>
-        <w:t>programme</w:t>
-      </w:r>
-      <w:proofErr w:type="spellEnd"/>
-      <w:r>
-        <w:rPr>
-          <w:sz w:val="24"/>
-        </w:rPr>
-        <w:t>,</w:t>
+      <w:r>
+        <w:rPr>
+          <w:sz w:val="24"/>
+        </w:rPr>
+        <w:t>programme,</w:t>
       </w:r>
       <w:r>
         <w:rPr>
@@ -18566,12 +19122,8 @@
           <w:sz w:val="24"/>
         </w:rPr>
       </w:pPr>
-      <w:r>
-        <w:rPr>
-          <w:sz w:val="24"/>
-        </w:rPr>
-        <w:br w:type="page"/>
-      </w:r>
+      <w:bookmarkStart w:id="7" w:name="IX._GDHCN_Letter_of_Application"/>
+      <w:bookmarkEnd w:id="7"/>
     </w:p>
     <w:p>
       <w:pPr>
@@ -18589,78 +19141,24 @@
         <w:rPr>
           <w:b/>
           <w:sz w:val="19"/>
-        </w:rPr>
-      </w:pPr>
-      <w:bookmarkStart w:id="7" w:name="IX._GDHCN_Letter_of_Application"/>
-      <w:bookmarkEnd w:id="7"/>
+          <w:szCs w:val="19"/>
+        </w:rPr>
+      </w:pPr>
       <w:r>
         <w:rPr>
           <w:b/>
           <w:sz w:val="24"/>
-        </w:rPr>
-        <w:lastRenderedPageBreak/>
-        <w:t>GDHCN</w:t>
-      </w:r>
-      <w:r>
-        <w:rPr>
-          <w:b/>
-          <w:spacing w:val="-12"/>
-          <w:sz w:val="24"/>
-        </w:rPr>
-        <w:t xml:space="preserve"> </w:t>
-      </w:r>
-      <w:r>
-        <w:rPr>
-          <w:b/>
-          <w:sz w:val="24"/>
-        </w:rPr>
-        <w:t>L</w:t>
+          <w:szCs w:val="24"/>
+        </w:rPr>
+        <w:t xml:space="preserve">GDHCN </w:t>
       </w:r>
       <w:r>
         <w:rPr>
           <w:b/>
           <w:sz w:val="19"/>
-        </w:rPr>
-        <w:t>ETTER</w:t>
-      </w:r>
-      <w:r>
-        <w:rPr>
-          <w:b/>
-          <w:spacing w:val="-3"/>
-          <w:sz w:val="19"/>
-        </w:rPr>
-        <w:t xml:space="preserve"> </w:t>
-      </w:r>
-      <w:r>
-        <w:rPr>
-          <w:b/>
-          <w:sz w:val="19"/>
-        </w:rPr>
-        <w:t>OF</w:t>
-      </w:r>
-      <w:r>
-        <w:rPr>
-          <w:b/>
-          <w:spacing w:val="-1"/>
-          <w:sz w:val="19"/>
-        </w:rPr>
-        <w:t xml:space="preserve"> </w:t>
-      </w:r>
-      <w:r>
-        <w:rPr>
-          <w:b/>
-          <w:spacing w:val="-2"/>
-          <w:sz w:val="24"/>
-        </w:rPr>
-        <w:t>A</w:t>
-      </w:r>
-      <w:r>
-        <w:rPr>
-          <w:b/>
-          <w:spacing w:val="-2"/>
-          <w:sz w:val="19"/>
-        </w:rPr>
-        <w:t>PPLICATION</w:t>
+          <w:szCs w:val="19"/>
+        </w:rPr>
+        <w:t>LETTER OF APPLICATION</w:t>
       </w:r>
     </w:p>
     <w:p>
@@ -19764,7 +20262,21 @@
         <w:rPr>
           <w:sz w:val="24"/>
         </w:rPr>
-        <w:t xml:space="preserve"> associated to the </w:t>
+        <w:t xml:space="preserve"> associated </w:t>
+      </w:r>
+      <w:proofErr w:type="gramStart"/>
+      <w:r>
+        <w:rPr>
+          <w:sz w:val="24"/>
+        </w:rPr>
+        <w:t>to</w:t>
+      </w:r>
+      <w:proofErr w:type="gramEnd"/>
+      <w:r>
+        <w:rPr>
+          <w:sz w:val="24"/>
+        </w:rPr>
+        <w:t xml:space="preserve"> the </w:t>
       </w:r>
       <w:r>
         <w:rPr>
@@ -20384,7 +20896,15 @@
           <w:i/>
           <w:sz w:val="24"/>
         </w:rPr>
-        <w:t>Business Owner</w:t>
+        <w:t xml:space="preserve">Business </w:t>
+      </w:r>
+      <w:r>
+        <w:rPr>
+          <w:i/>
+          <w:sz w:val="24"/>
+        </w:rPr>
+        <w:lastRenderedPageBreak/>
+        <w:t>Owner</w:t>
       </w:r>
       <w:r>
         <w:rPr>
@@ -21122,7 +21642,6 @@
         <w:rPr>
           <w:sz w:val="24"/>
         </w:rPr>
-        <w:lastRenderedPageBreak/>
         <w:t xml:space="preserve">Upon receipt of a </w:t>
       </w:r>
       <w:r>
@@ -21406,6 +21925,7 @@
         <w:rPr>
           <w:b/>
           <w:sz w:val="24"/>
+          <w:szCs w:val="24"/>
         </w:rPr>
         <w:t>GDHCN</w:t>
       </w:r>
@@ -21414,6 +21934,7 @@
           <w:b/>
           <w:spacing w:val="-14"/>
           <w:sz w:val="24"/>
+          <w:szCs w:val="24"/>
         </w:rPr>
         <w:t xml:space="preserve"> </w:t>
       </w:r>
@@ -21824,7 +22345,21 @@
         <w:rPr>
           <w:sz w:val="24"/>
         </w:rPr>
-        <w:t>and with respect to the terms of reference established per WHO standards for:</w:t>
+        <w:t xml:space="preserve">and with respect to the terms of reference established </w:t>
+      </w:r>
+      <w:proofErr w:type="gramStart"/>
+      <w:r>
+        <w:rPr>
+          <w:sz w:val="24"/>
+        </w:rPr>
+        <w:t>per</w:t>
+      </w:r>
+      <w:proofErr w:type="gramEnd"/>
+      <w:r>
+        <w:rPr>
+          <w:sz w:val="24"/>
+        </w:rPr>
+        <w:t xml:space="preserve"> WHO standards for:</w:t>
       </w:r>
     </w:p>
     <w:p>
@@ -22330,6 +22865,7 @@
         <w:rPr>
           <w:sz w:val="24"/>
         </w:rPr>
+        <w:lastRenderedPageBreak/>
         <w:t>Amendments</w:t>
       </w:r>
       <w:r>
@@ -23039,7 +23575,21 @@
         <w:rPr>
           <w:sz w:val="24"/>
         </w:rPr>
-        <w:t>or any third party, including users of the GDHCN, including with regard to any claims, damages, or financial losses of any kind.</w:t>
+        <w:t xml:space="preserve">or any third party, including users of the GDHCN, including </w:t>
+      </w:r>
+      <w:proofErr w:type="gramStart"/>
+      <w:r>
+        <w:rPr>
+          <w:sz w:val="24"/>
+        </w:rPr>
+        <w:t>with regard to</w:t>
+      </w:r>
+      <w:proofErr w:type="gramEnd"/>
+      <w:r>
+        <w:rPr>
+          <w:sz w:val="24"/>
+        </w:rPr>
+        <w:t xml:space="preserve"> any claims, damages, or financial losses of any kind.</w:t>
       </w:r>
     </w:p>
     <w:p>
@@ -23450,7 +24000,6 @@
           <w:i/>
           <w:sz w:val="24"/>
         </w:rPr>
-        <w:lastRenderedPageBreak/>
         <w:t>GDHCN</w:t>
       </w:r>
       <w:r>
@@ -24235,7 +24784,11 @@
         <w:footnoteReference w:id="15"/>
       </w:r>
       <w:r>
-        <w:t xml:space="preserve">, each of the foregoing as may be amended from time to time, and/or any other requirement or obligation incumbent upon GDHCN Participants. </w:t>
+        <w:t xml:space="preserve">, each of the foregoing as may be amended from time to time, and/or any other requirement or obligation </w:t>
+      </w:r>
+      <w:r>
+        <w:lastRenderedPageBreak/>
+        <w:t xml:space="preserve">incumbent upon GDHCN Participants. </w:t>
       </w:r>
     </w:p>
     <w:p>
@@ -24934,7 +25487,6 @@
           <w:spacing w:val="-2"/>
           <w:sz w:val="24"/>
         </w:rPr>
-        <w:lastRenderedPageBreak/>
         <w:t>termination.</w:t>
       </w:r>
     </w:p>
@@ -25713,8 +26265,13 @@
       <w:r>
         <w:t xml:space="preserve">XIV, </w:t>
       </w:r>
-      <w:r>
-        <w:t>this paragraph XV</w:t>
+      <w:proofErr w:type="gramStart"/>
+      <w:r>
+        <w:t>this paragraph</w:t>
+      </w:r>
+      <w:proofErr w:type="gramEnd"/>
+      <w:r>
+        <w:t xml:space="preserve"> XV</w:t>
       </w:r>
       <w:r>
         <w:t>I</w:t>
@@ -26023,7 +26580,11 @@
         <w:t xml:space="preserve"> </w:t>
       </w:r>
       <w:r>
-        <w:t xml:space="preserve">parties or, in the absence of agreement, with the rules of arbitration of the International Chamber of Commerce. The arbitration proceedings shall be conducted in the English language, and the place of arbitration shall be Geneva, Switzerland. The parties shall accept the arbitral award as </w:t>
+        <w:t xml:space="preserve">parties </w:t>
+      </w:r>
+      <w:r>
+        <w:lastRenderedPageBreak/>
+        <w:t xml:space="preserve">or, in the absence of agreement, with the rules of arbitration of the International Chamber of Commerce. The arbitration proceedings shall be conducted in the English language, and the place of arbitration shall be Geneva, Switzerland. The parties shall accept the arbitral award as </w:t>
       </w:r>
       <w:r>
         <w:rPr>
@@ -26238,17 +26799,8 @@
       </w:r>
     </w:p>
     <w:p>
-      <w:pPr>
-        <w:rPr>
-          <w:sz w:val="24"/>
-          <w:szCs w:val="24"/>
-        </w:rPr>
-      </w:pPr>
       <w:bookmarkStart w:id="15" w:name="XVIII._Notices"/>
       <w:bookmarkEnd w:id="15"/>
-      <w:r>
-        <w:br w:type="page"/>
-      </w:r>
     </w:p>
     <w:p>
       <w:pPr>
@@ -26261,29 +26813,19 @@
           <w:tab w:val="left" w:pos="1160"/>
         </w:tabs>
         <w:spacing w:before="120" w:line="276" w:lineRule="auto"/>
-        <w:ind w:left="1160" w:hanging="1045"/>
+        <w:ind w:left="1160" w:hanging="955"/>
         <w:jc w:val="left"/>
         <w:rPr>
+          <w:sz w:val="24"/>
+          <w:szCs w:val="24"/>
+        </w:rPr>
+      </w:pPr>
+      <w:r>
+        <w:rPr>
           <w:b/>
-          <w:sz w:val="19"/>
-        </w:rPr>
-      </w:pPr>
-      <w:r>
-        <w:rPr>
-          <w:b/>
-          <w:spacing w:val="-2"/>
-          <w:sz w:val="24"/>
-        </w:rPr>
-        <w:lastRenderedPageBreak/>
-        <w:t>N</w:t>
-      </w:r>
-      <w:r>
-        <w:rPr>
-          <w:b/>
-          <w:spacing w:val="-2"/>
-          <w:sz w:val="19"/>
-        </w:rPr>
-        <w:t>OTICES</w:t>
+          <w:sz w:val="24"/>
+        </w:rPr>
+        <w:t>NOTICES</w:t>
       </w:r>
     </w:p>
     <w:p>
@@ -26513,8 +27055,7 @@
       <w:r>
         <w:t xml:space="preserve">to </w:t>
       </w:r>
-      <w:hyperlink r:id="rId17" w:history="1"/>
-      <w:hyperlink r:id="rId18" w:history="1">
+      <w:hyperlink r:id="rId17" w:history="1">
         <w:r>
           <w:rPr>
             <w:rStyle w:val="Hyperlink"/>
@@ -26531,6 +27072,7 @@
         <w:spacing w:before="120" w:line="276" w:lineRule="auto"/>
         <w:jc w:val="both"/>
         <w:sectPr>
+          <w:headerReference w:type="default" r:id="rId18"/>
           <w:footerReference w:type="default" r:id="rId19"/>
           <w:pgSz w:w="12240" w:h="15840"/>
           <w:pgMar w:top="1380" w:right="1340" w:bottom="1240" w:left="1000" w:header="0" w:footer="1054" w:gutter="0"/>
@@ -27044,16 +27586,13 @@
         <w:t xml:space="preserve"> </w:t>
       </w:r>
       <w:r>
-        <w:t>cases,</w:t>
-      </w:r>
-      <w:r>
-        <w:rPr>
-          <w:spacing w:val="-4"/>
-        </w:rPr>
-        <w:t xml:space="preserve"> </w:t>
-      </w:r>
-      <w:r>
-        <w:t>data requirements, and data requirements outlined in the following documents:</w:t>
+        <w:t>cases</w:t>
+      </w:r>
+      <w:r>
+        <w:t xml:space="preserve"> </w:t>
+      </w:r>
+      <w:r>
+        <w:t>and data requirements outlined in the following documents:</w:t>
       </w:r>
     </w:p>
     <w:p>
@@ -27831,6 +28370,7 @@
         </w:rPr>
         <w:t xml:space="preserve"> </w:t>
       </w:r>
+      <w:proofErr w:type="gramStart"/>
       <w:r>
         <w:t>above</w:t>
       </w:r>
@@ -27843,6 +28383,7 @@
       <w:r>
         <w:t>mentioned</w:t>
       </w:r>
+      <w:proofErr w:type="gramEnd"/>
       <w:r>
         <w:rPr>
           <w:spacing w:val="-4"/>
@@ -28370,18 +28911,25 @@
           <w:sz w:val="24"/>
           <w:szCs w:val="24"/>
         </w:rPr>
-        <w:t xml:space="preserve">comply with standards, cybersecurity requirements and technological systems and processes for the GDHCN as described in: </w:t>
-      </w:r>
-      <w:hyperlink r:id="rId26" w:history="1"/>
-      <w:r>
-        <w:rPr>
-          <w:color w:val="0462C1"/>
+        <w:t>comply with standards, cybersecurity requirements and technological systems and processes for the GDHCN as described in</w:t>
+      </w:r>
+      <w:r>
+        <w:rPr>
           <w:sz w:val="24"/>
           <w:szCs w:val="24"/>
-          <w:u w:val="single"/>
-        </w:rPr>
-        <w:t>https://smart.who.int/trust/</w:t>
-      </w:r>
+        </w:rPr>
+        <w:t xml:space="preserve"> </w:t>
+      </w:r>
+      <w:hyperlink r:id="rId26" w:history="1">
+        <w:r>
+          <w:rPr>
+            <w:rStyle w:val="Hyperlink"/>
+            <w:sz w:val="24"/>
+            <w:szCs w:val="24"/>
+          </w:rPr>
+          <w:t>https://smart.who.int/trust/</w:t>
+        </w:r>
+      </w:hyperlink>
       <w:r>
         <w:rPr>
           <w:sz w:val="24"/>
@@ -28720,17 +29268,7 @@
       <w:hyperlink r:id="rId27" w:history="1">
         <w:r>
           <w:rPr>
-            <w:color w:val="0462C1"/>
-            <w:u w:val="single"/>
-          </w:rPr>
-          <w:t xml:space="preserve"> </w:t>
-        </w:r>
-      </w:hyperlink>
-      <w:hyperlink r:id="rId28" w:history="1">
-        <w:r>
-          <w:rPr>
-            <w:color w:val="0462C1"/>
-            <w:u w:val="single"/>
+            <w:rStyle w:val="Hyperlink"/>
           </w:rPr>
           <w:t>https://smart.who.int/trust/Letter_of_Application_DDCC.docx</w:t>
         </w:r>
@@ -29913,16 +30451,16 @@
         </w:rPr>
         <w:t xml:space="preserve">is available at: </w:t>
       </w:r>
-      <w:hyperlink r:id="rId29" w:history="1"/>
-      <w:r>
-        <w:rPr>
-          <w:color w:val="0462C1"/>
-          <w:sz w:val="24"/>
-          <w:szCs w:val="24"/>
-          <w:u w:val="single"/>
-        </w:rPr>
-        <w:t xml:space="preserve"> https://smart.who.int/trust/Letter_of_Application_Transitive_Trust.docx</w:t>
-      </w:r>
+      <w:hyperlink r:id="rId28" w:history="1">
+        <w:r>
+          <w:rPr>
+            <w:rStyle w:val="Hyperlink"/>
+            <w:sz w:val="24"/>
+            <w:szCs w:val="24"/>
+          </w:rPr>
+          <w:t>https://smart.who.int/trust/Letter_of_Application_Transitive_Trust.docx</w:t>
+        </w:r>
+      </w:hyperlink>
     </w:p>
     <w:p>
       <w:pPr>
@@ -29952,6 +30490,7 @@
       </w:pPr>
     </w:p>
     <w:sectPr>
+      <w:headerReference w:type="default" r:id="rId29"/>
       <w:pgSz w:w="12240" w:h="15840"/>
       <w:pgMar w:top="1380" w:right="1340" w:bottom="1240" w:left="1000" w:header="0" w:footer="1054" w:gutter="0"/>
       <w:cols w:space="720"/>
@@ -29984,6 +30523,128 @@
 
 <file path=word/footer1.xml><?xml version="1.0" encoding="utf-8"?>
 <w:ftr xmlns:wpc="http://schemas.microsoft.com/office/word/2010/wordprocessingCanvas" xmlns:cx="http://schemas.microsoft.com/office/drawing/2014/chartex" xmlns:cx1="http://schemas.microsoft.com/office/drawing/2015/9/8/chartex" xmlns:cx2="http://schemas.microsoft.com/office/drawing/2015/10/21/chartex" xmlns:cx3="http://schemas.microsoft.com/office/drawing/2016/5/9/chartex" xmlns:cx4="http://schemas.microsoft.com/office/drawing/2016/5/10/chartex" xmlns:cx5="http://schemas.microsoft.com/office/drawing/2016/5/11/chartex" xmlns:cx6="http://schemas.microsoft.com/office/drawing/2016/5/12/chartex" xmlns:cx7="http://schemas.microsoft.com/office/drawing/2016/5/13/chartex" xmlns:cx8="http://schemas.microsoft.com/office/drawing/2016/5/14/chartex" xmlns:mc="http://schemas.openxmlformats.org/markup-compatibility/2006" xmlns:aink="http://schemas.microsoft.com/office/drawing/2016/ink" xmlns:am3d="http://schemas.microsoft.com/office/drawing/2017/model3d" xmlns:o="urn:schemas-microsoft-com:office:office" xmlns:oel="http://schemas.microsoft.com/office/2019/extlst" xmlns:r="http://schemas.openxmlformats.org/officeDocument/2006/relationships" xmlns:m="http://schemas.openxmlformats.org/officeDocument/2006/math" xmlns:v="urn:schemas-microsoft-com:vml" xmlns:wp14="http://schemas.microsoft.com/office/word/2010/wordprocessingDrawing" xmlns:wp="http://schemas.openxmlformats.org/drawingml/2006/wordprocessingDrawing" xmlns:w10="urn:schemas-microsoft-com:office:word" xmlns:w="http://schemas.openxmlformats.org/wordprocessingml/2006/main" xmlns:w14="http://schemas.microsoft.com/office/word/2010/wordml" xmlns:w15="http://schemas.microsoft.com/office/word/2012/wordml" xmlns:w16cex="http://schemas.microsoft.com/office/word/2018/wordml/cex" xmlns:w16cid="http://schemas.microsoft.com/office/word/2016/wordml/cid" xmlns:w16="http://schemas.microsoft.com/office/word/2018/wordml" xmlns:w16du="http://schemas.microsoft.com/office/word/2023/wordml/word16du" xmlns:w16sdtdh="http://schemas.microsoft.com/office/word/2020/wordml/sdtdatahash" xmlns:w16sdtfl="http://schemas.microsoft.com/office/word/2024/wordml/sdtformatlock" xmlns:w16se="http://schemas.microsoft.com/office/word/2015/wordml/symex" xmlns:wpg="http://schemas.microsoft.com/office/word/2010/wordprocessingGroup" xmlns:wpi="http://schemas.microsoft.com/office/word/2010/wordprocessingInk" xmlns:wne="http://schemas.microsoft.com/office/word/2006/wordml" xmlns:wps="http://schemas.microsoft.com/office/word/2010/wordprocessingShape" mc:Ignorable="w14 w15 w16se w16cid w16 w16cex w16sdtdh w16sdtfl w16du wp14">
+  <w:sdt>
+    <w:sdtPr>
+      <w:rPr>
+        <w:sz w:val="20"/>
+        <w:szCs w:val="20"/>
+      </w:rPr>
+      <w:id w:val="1878812822"/>
+      <w:docPartObj>
+        <w:docPartGallery w:val="Page Numbers (Bottom of Page)"/>
+        <w:docPartUnique/>
+      </w:docPartObj>
+    </w:sdtPr>
+    <w:sdtContent>
+      <w:sdt>
+        <w:sdtPr>
+          <w:rPr>
+            <w:sz w:val="20"/>
+            <w:szCs w:val="20"/>
+          </w:rPr>
+          <w:id w:val="1728636285"/>
+          <w:docPartObj>
+            <w:docPartGallery w:val="Page Numbers (Top of Page)"/>
+            <w:docPartUnique/>
+          </w:docPartObj>
+        </w:sdtPr>
+        <w:sdtContent>
+          <w:p>
+            <w:pPr>
+              <w:pStyle w:val="Footer"/>
+              <w:jc w:val="center"/>
+              <w:rPr>
+                <w:sz w:val="20"/>
+                <w:szCs w:val="20"/>
+              </w:rPr>
+            </w:pPr>
+            <w:r>
+              <w:rPr>
+                <w:sz w:val="20"/>
+                <w:szCs w:val="20"/>
+              </w:rPr>
+              <w:t xml:space="preserve">Page </w:t>
+            </w:r>
+            <w:r>
+              <w:rPr>
+                <w:noProof/>
+                <w:sz w:val="20"/>
+                <w:szCs w:val="20"/>
+              </w:rPr>
+              <w:fldChar w:fldCharType="begin"/>
+            </w:r>
+            <w:r>
+              <w:instrText xml:space="preserve"> PAGE </w:instrText>
+            </w:r>
+            <w:r>
+              <w:rPr>
+                <w:sz w:val="24"/>
+                <w:szCs w:val="24"/>
+              </w:rPr>
+              <w:fldChar w:fldCharType="separate"/>
+            </w:r>
+            <w:r>
+              <w:rPr>
+                <w:noProof/>
+                <w:sz w:val="20"/>
+                <w:szCs w:val="20"/>
+              </w:rPr>
+              <w:t>2</w:t>
+            </w:r>
+            <w:r>
+              <w:rPr>
+                <w:noProof/>
+                <w:sz w:val="20"/>
+                <w:szCs w:val="20"/>
+              </w:rPr>
+              <w:fldChar w:fldCharType="end"/>
+            </w:r>
+            <w:r>
+              <w:rPr>
+                <w:sz w:val="20"/>
+                <w:szCs w:val="20"/>
+              </w:rPr>
+              <w:t xml:space="preserve"> of </w:t>
+            </w:r>
+            <w:r>
+              <w:rPr>
+                <w:noProof/>
+                <w:sz w:val="20"/>
+                <w:szCs w:val="20"/>
+              </w:rPr>
+              <w:fldChar w:fldCharType="begin"/>
+            </w:r>
+            <w:r>
+              <w:instrText xml:space="preserve"> NUMPAGES  </w:instrText>
+            </w:r>
+            <w:r>
+              <w:rPr>
+                <w:sz w:val="24"/>
+                <w:szCs w:val="24"/>
+              </w:rPr>
+              <w:fldChar w:fldCharType="separate"/>
+            </w:r>
+            <w:r>
+              <w:rPr>
+                <w:noProof/>
+                <w:sz w:val="20"/>
+                <w:szCs w:val="20"/>
+              </w:rPr>
+              <w:t>2</w:t>
+            </w:r>
+            <w:r>
+              <w:rPr>
+                <w:noProof/>
+                <w:sz w:val="20"/>
+                <w:szCs w:val="20"/>
+              </w:rPr>
+              <w:fldChar w:fldCharType="end"/>
+            </w:r>
+          </w:p>
+        </w:sdtContent>
+      </w:sdt>
+    </w:sdtContent>
+  </w:sdt>
   <w:p>
     <w:pPr>
       <w:pStyle w:val="BodyText"/>
@@ -29992,195 +30653,6 @@
         <w:sz w:val="20"/>
       </w:rPr>
     </w:pPr>
-    <w:r>
-      <w:rPr>
-        <w:noProof/>
-      </w:rPr>
-      <mc:AlternateContent>
-        <mc:Choice Requires="wps">
-          <w:drawing>
-            <wp:anchor distT="0" distB="0" distL="0" distR="0" simplePos="0" relativeHeight="251658240" behindDoc="1" locked="0" layoutInCell="1" allowOverlap="1" wp14:anchorId="3B4E959A" wp14:editId="50CE0D49">
-              <wp:simplePos x="0" y="0"/>
-              <wp:positionH relativeFrom="page">
-                <wp:posOffset>3751326</wp:posOffset>
-              </wp:positionH>
-              <wp:positionV relativeFrom="page">
-                <wp:posOffset>9249176</wp:posOffset>
-              </wp:positionV>
-              <wp:extent cx="473075" cy="194310"/>
-              <wp:effectExtent l="0" t="0" r="0" b="0"/>
-              <wp:wrapNone/>
-              <wp:docPr id="1" name="Textbox 1"/>
-              <wp:cNvGraphicFramePr>
-                <a:graphicFrameLocks xmlns:a="http://schemas.openxmlformats.org/drawingml/2006/main"/>
-              </wp:cNvGraphicFramePr>
-              <a:graphic xmlns:a="http://schemas.openxmlformats.org/drawingml/2006/main">
-                <a:graphicData uri="http://schemas.microsoft.com/office/word/2010/wordprocessingShape">
-                  <wps:wsp>
-                    <wps:cNvSpPr txBox="1">
-                      <a:spLocks/>
-                    </wps:cNvSpPr>
-                    <wps:spPr>
-                      <a:xfrm>
-                        <a:off x="0" y="0"/>
-                        <a:ext cx="473075" cy="194310"/>
-                      </a:xfrm>
-                      <a:prstGeom prst="rect">
-                        <a:avLst/>
-                      </a:prstGeom>
-                    </wps:spPr>
-                    <wps:txbx>
-                      <w:txbxContent>
-                        <w:p>
-                          <w:pPr>
-                            <w:pStyle w:val="BodyText"/>
-                            <w:spacing w:before="10"/>
-                            <w:ind w:left="60"/>
-                          </w:pPr>
-                          <w:r>
-                            <w:fldChar w:fldCharType="begin"/>
-                          </w:r>
-                          <w:r>
-                            <w:instrText xml:space="preserve"> PAGE </w:instrText>
-                          </w:r>
-                          <w:r>
-                            <w:fldChar w:fldCharType="separate"/>
-                          </w:r>
-                          <w:r>
-                            <w:t>10</w:t>
-                          </w:r>
-                          <w:r>
-                            <w:fldChar w:fldCharType="end"/>
-                          </w:r>
-                          <w:r>
-                            <w:t xml:space="preserve"> /</w:t>
-                          </w:r>
-                          <w:r>
-                            <w:rPr>
-                              <w:spacing w:val="-2"/>
-                            </w:rPr>
-                            <w:t xml:space="preserve"> </w:t>
-                          </w:r>
-                          <w:r>
-                            <w:rPr>
-                              <w:spacing w:val="-7"/>
-                            </w:rPr>
-                            <w:fldChar w:fldCharType="begin"/>
-                          </w:r>
-                          <w:r>
-                            <w:rPr>
-                              <w:spacing w:val="-7"/>
-                            </w:rPr>
-                            <w:instrText xml:space="preserve"> NUMPAGES </w:instrText>
-                          </w:r>
-                          <w:r>
-                            <w:rPr>
-                              <w:spacing w:val="-7"/>
-                            </w:rPr>
-                            <w:fldChar w:fldCharType="separate"/>
-                          </w:r>
-                          <w:r>
-                            <w:rPr>
-                              <w:spacing w:val="-7"/>
-                            </w:rPr>
-                            <w:t>14</w:t>
-                          </w:r>
-                          <w:r>
-                            <w:rPr>
-                              <w:spacing w:val="-7"/>
-                            </w:rPr>
-                            <w:fldChar w:fldCharType="end"/>
-                          </w:r>
-                        </w:p>
-                      </w:txbxContent>
-                    </wps:txbx>
-                    <wps:bodyPr wrap="square" lIns="0" tIns="0" rIns="0" bIns="0" rtlCol="0">
-                      <a:noAutofit/>
-                    </wps:bodyPr>
-                  </wps:wsp>
-                </a:graphicData>
-              </a:graphic>
-            </wp:anchor>
-          </w:drawing>
-        </mc:Choice>
-        <mc:Fallback>
-          <w:pict>
-            <v:shapetype w14:anchorId="3B4E959A" id="_x0000_t202" coordsize="21600,21600" o:spt="202" path="m,l,21600r21600,l21600,xe">
-              <v:stroke joinstyle="miter"/>
-              <v:path gradientshapeok="t" o:connecttype="rect"/>
-            </v:shapetype>
-            <v:shape id="Textbox 1" o:spid="_x0000_s1026" type="#_x0000_t202" style="position:absolute;margin-left:295.4pt;margin-top:728.3pt;width:37.25pt;height:15.3pt;z-index:-251658240;visibility:visible;mso-wrap-style:square;mso-wrap-distance-left:0;mso-wrap-distance-top:0;mso-wrap-distance-right:0;mso-wrap-distance-bottom:0;mso-position-horizontal:absolute;mso-position-horizontal-relative:page;mso-position-vertical:absolute;mso-position-vertical-relative:page;v-text-anchor:top" o:gfxdata="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" filled="f" stroked="f">
-              <v:textbox inset="0,0,0,0">
-                <w:txbxContent>
-                  <w:p>
-                    <w:pPr>
-                      <w:pStyle w:val="BodyText"/>
-                      <w:spacing w:before="10"/>
-                      <w:ind w:left="60"/>
-                    </w:pPr>
-                    <w:r>
-                      <w:fldChar w:fldCharType="begin"/>
-                    </w:r>
-                    <w:r>
-                      <w:instrText xml:space="preserve"> PAGE </w:instrText>
-                    </w:r>
-                    <w:r>
-                      <w:fldChar w:fldCharType="separate"/>
-                    </w:r>
-                    <w:r>
-                      <w:t>10</w:t>
-                    </w:r>
-                    <w:r>
-                      <w:fldChar w:fldCharType="end"/>
-                    </w:r>
-                    <w:r>
-                      <w:t xml:space="preserve"> /</w:t>
-                    </w:r>
-                    <w:r>
-                      <w:rPr>
-                        <w:spacing w:val="-2"/>
-                      </w:rPr>
-                      <w:t xml:space="preserve"> </w:t>
-                    </w:r>
-                    <w:r>
-                      <w:rPr>
-                        <w:spacing w:val="-7"/>
-                      </w:rPr>
-                      <w:fldChar w:fldCharType="begin"/>
-                    </w:r>
-                    <w:r>
-                      <w:rPr>
-                        <w:spacing w:val="-7"/>
-                      </w:rPr>
-                      <w:instrText xml:space="preserve"> NUMPAGES </w:instrText>
-                    </w:r>
-                    <w:r>
-                      <w:rPr>
-                        <w:spacing w:val="-7"/>
-                      </w:rPr>
-                      <w:fldChar w:fldCharType="separate"/>
-                    </w:r>
-                    <w:r>
-                      <w:rPr>
-                        <w:spacing w:val="-7"/>
-                      </w:rPr>
-                      <w:t>14</w:t>
-                    </w:r>
-                    <w:r>
-                      <w:rPr>
-                        <w:spacing w:val="-7"/>
-                      </w:rPr>
-                      <w:fldChar w:fldCharType="end"/>
-                    </w:r>
-                  </w:p>
-                </w:txbxContent>
-              </v:textbox>
-              <w10:wrap anchorx="page" anchory="page"/>
-            </v:shape>
-          </w:pict>
-        </mc:Fallback>
-      </mc:AlternateContent>
-    </w:r>
   </w:p>
 </w:ftr>
 </file>
@@ -31722,6 +32194,7 @@
         </w:rPr>
         <w:t xml:space="preserve"> </w:t>
       </w:r>
+      <w:proofErr w:type="gramStart"/>
       <w:r>
         <w:t>the</w:t>
       </w:r>
@@ -31729,11 +32202,138 @@
         <w:rPr>
           <w:spacing w:val="-4"/>
         </w:rPr>
-        <w:t xml:space="preserve"> TNG.</w:t>
+        <w:t xml:space="preserve"> TNG</w:t>
+      </w:r>
+      <w:proofErr w:type="gramEnd"/>
+      <w:r>
+        <w:rPr>
+          <w:spacing w:val="-4"/>
+        </w:rPr>
+        <w:t>.</w:t>
       </w:r>
     </w:p>
   </w:footnote>
 </w:footnotes>
+</file>
+
+<file path=word/header1.xml><?xml version="1.0" encoding="utf-8"?>
+<w:hdr xmlns:wpc="http://schemas.microsoft.com/office/word/2010/wordprocessingCanvas" xmlns:cx="http://schemas.microsoft.com/office/drawing/2014/chartex" xmlns:cx1="http://schemas.microsoft.com/office/drawing/2015/9/8/chartex" xmlns:cx2="http://schemas.microsoft.com/office/drawing/2015/10/21/chartex" xmlns:cx3="http://schemas.microsoft.com/office/drawing/2016/5/9/chartex" xmlns:cx4="http://schemas.microsoft.com/office/drawing/2016/5/10/chartex" xmlns:cx5="http://schemas.microsoft.com/office/drawing/2016/5/11/chartex" xmlns:cx6="http://schemas.microsoft.com/office/drawing/2016/5/12/chartex" xmlns:cx7="http://schemas.microsoft.com/office/drawing/2016/5/13/chartex" xmlns:cx8="http://schemas.microsoft.com/office/drawing/2016/5/14/chartex" xmlns:mc="http://schemas.openxmlformats.org/markup-compatibility/2006" xmlns:aink="http://schemas.microsoft.com/office/drawing/2016/ink" xmlns:am3d="http://schemas.microsoft.com/office/drawing/2017/model3d" xmlns:o="urn:schemas-microsoft-com:office:office" xmlns:oel="http://schemas.microsoft.com/office/2019/extlst" xmlns:r="http://schemas.openxmlformats.org/officeDocument/2006/relationships" xmlns:m="http://schemas.openxmlformats.org/officeDocument/2006/math" xmlns:v="urn:schemas-microsoft-com:vml" xmlns:wp14="http://schemas.microsoft.com/office/word/2010/wordprocessingDrawing" xmlns:wp="http://schemas.openxmlformats.org/drawingml/2006/wordprocessingDrawing" xmlns:w10="urn:schemas-microsoft-com:office:word" xmlns:w="http://schemas.openxmlformats.org/wordprocessingml/2006/main" xmlns:w14="http://schemas.microsoft.com/office/word/2010/wordml" xmlns:w15="http://schemas.microsoft.com/office/word/2012/wordml" xmlns:w16cex="http://schemas.microsoft.com/office/word/2018/wordml/cex" xmlns:w16cid="http://schemas.microsoft.com/office/word/2016/wordml/cid" xmlns:w16="http://schemas.microsoft.com/office/word/2018/wordml" xmlns:w16du="http://schemas.microsoft.com/office/word/2023/wordml/word16du" xmlns:w16sdtdh="http://schemas.microsoft.com/office/word/2020/wordml/sdtdatahash" xmlns:w16sdtfl="http://schemas.microsoft.com/office/word/2024/wordml/sdtformatlock" xmlns:w16se="http://schemas.microsoft.com/office/word/2015/wordml/symex" xmlns:wpg="http://schemas.microsoft.com/office/word/2010/wordprocessingGroup" xmlns:wpi="http://schemas.microsoft.com/office/word/2010/wordprocessingInk" xmlns:wne="http://schemas.microsoft.com/office/word/2006/wordml" xmlns:wps="http://schemas.microsoft.com/office/word/2010/wordprocessingShape" mc:Ignorable="w14 w15 w16se w16cid w16 w16cex w16sdtdh w16sdtfl w16du wp14">
+  <w:tbl>
+    <w:tblPr>
+      <w:tblW w:w="0" w:type="auto"/>
+      <w:tblLook w:val="06A0" w:firstRow="1" w:lastRow="0" w:firstColumn="1" w:lastColumn="0" w:noHBand="1" w:noVBand="1"/>
+    </w:tblPr>
+    <w:tblGrid>
+      <w:gridCol w:w="3300"/>
+      <w:gridCol w:w="3300"/>
+      <w:gridCol w:w="3300"/>
+    </w:tblGrid>
+    <w:tr>
+      <w:trPr>
+        <w:trHeight w:val="300"/>
+      </w:trPr>
+      <w:tc>
+        <w:tcPr>
+          <w:tcW w:w="3300" w:type="dxa"/>
+        </w:tcPr>
+        <w:p>
+          <w:pPr>
+            <w:pStyle w:val="Header"/>
+            <w:ind w:left="-115"/>
+          </w:pPr>
+        </w:p>
+      </w:tc>
+      <w:tc>
+        <w:tcPr>
+          <w:tcW w:w="3300" w:type="dxa"/>
+        </w:tcPr>
+        <w:p>
+          <w:pPr>
+            <w:pStyle w:val="Header"/>
+            <w:jc w:val="center"/>
+          </w:pPr>
+        </w:p>
+      </w:tc>
+      <w:tc>
+        <w:tcPr>
+          <w:tcW w:w="3300" w:type="dxa"/>
+        </w:tcPr>
+        <w:p>
+          <w:pPr>
+            <w:pStyle w:val="Header"/>
+            <w:ind w:right="-115"/>
+            <w:jc w:val="right"/>
+          </w:pPr>
+        </w:p>
+      </w:tc>
+    </w:tr>
+  </w:tbl>
+  <w:p>
+    <w:pPr>
+      <w:pStyle w:val="Header"/>
+    </w:pPr>
+  </w:p>
+</w:hdr>
+</file>
+
+<file path=word/header2.xml><?xml version="1.0" encoding="utf-8"?>
+<w:hdr xmlns:wpc="http://schemas.microsoft.com/office/word/2010/wordprocessingCanvas" xmlns:cx="http://schemas.microsoft.com/office/drawing/2014/chartex" xmlns:cx1="http://schemas.microsoft.com/office/drawing/2015/9/8/chartex" xmlns:cx2="http://schemas.microsoft.com/office/drawing/2015/10/21/chartex" xmlns:cx3="http://schemas.microsoft.com/office/drawing/2016/5/9/chartex" xmlns:cx4="http://schemas.microsoft.com/office/drawing/2016/5/10/chartex" xmlns:cx5="http://schemas.microsoft.com/office/drawing/2016/5/11/chartex" xmlns:cx6="http://schemas.microsoft.com/office/drawing/2016/5/12/chartex" xmlns:cx7="http://schemas.microsoft.com/office/drawing/2016/5/13/chartex" xmlns:cx8="http://schemas.microsoft.com/office/drawing/2016/5/14/chartex" xmlns:mc="http://schemas.openxmlformats.org/markup-compatibility/2006" xmlns:aink="http://schemas.microsoft.com/office/drawing/2016/ink" xmlns:am3d="http://schemas.microsoft.com/office/drawing/2017/model3d" xmlns:o="urn:schemas-microsoft-com:office:office" xmlns:oel="http://schemas.microsoft.com/office/2019/extlst" xmlns:r="http://schemas.openxmlformats.org/officeDocument/2006/relationships" xmlns:m="http://schemas.openxmlformats.org/officeDocument/2006/math" xmlns:v="urn:schemas-microsoft-com:vml" xmlns:wp14="http://schemas.microsoft.com/office/word/2010/wordprocessingDrawing" xmlns:wp="http://schemas.openxmlformats.org/drawingml/2006/wordprocessingDrawing" xmlns:w10="urn:schemas-microsoft-com:office:word" xmlns:w="http://schemas.openxmlformats.org/wordprocessingml/2006/main" xmlns:w14="http://schemas.microsoft.com/office/word/2010/wordml" xmlns:w15="http://schemas.microsoft.com/office/word/2012/wordml" xmlns:w16cex="http://schemas.microsoft.com/office/word/2018/wordml/cex" xmlns:w16cid="http://schemas.microsoft.com/office/word/2016/wordml/cid" xmlns:w16="http://schemas.microsoft.com/office/word/2018/wordml" xmlns:w16du="http://schemas.microsoft.com/office/word/2023/wordml/word16du" xmlns:w16sdtdh="http://schemas.microsoft.com/office/word/2020/wordml/sdtdatahash" xmlns:w16sdtfl="http://schemas.microsoft.com/office/word/2024/wordml/sdtformatlock" xmlns:w16se="http://schemas.microsoft.com/office/word/2015/wordml/symex" xmlns:wpg="http://schemas.microsoft.com/office/word/2010/wordprocessingGroup" xmlns:wpi="http://schemas.microsoft.com/office/word/2010/wordprocessingInk" xmlns:wne="http://schemas.microsoft.com/office/word/2006/wordml" xmlns:wps="http://schemas.microsoft.com/office/word/2010/wordprocessingShape" mc:Ignorable="w14 w15 w16se w16cid w16 w16cex w16sdtdh w16sdtfl w16du wp14">
+  <w:tbl>
+    <w:tblPr>
+      <w:tblW w:w="0" w:type="auto"/>
+      <w:tblLook w:val="06A0" w:firstRow="1" w:lastRow="0" w:firstColumn="1" w:lastColumn="0" w:noHBand="1" w:noVBand="1"/>
+    </w:tblPr>
+    <w:tblGrid>
+      <w:gridCol w:w="3300"/>
+      <w:gridCol w:w="3300"/>
+      <w:gridCol w:w="3300"/>
+    </w:tblGrid>
+    <w:tr>
+      <w:trPr>
+        <w:trHeight w:val="300"/>
+      </w:trPr>
+      <w:tc>
+        <w:tcPr>
+          <w:tcW w:w="3300" w:type="dxa"/>
+        </w:tcPr>
+        <w:p>
+          <w:pPr>
+            <w:pStyle w:val="Header"/>
+            <w:ind w:left="-115"/>
+          </w:pPr>
+        </w:p>
+      </w:tc>
+      <w:tc>
+        <w:tcPr>
+          <w:tcW w:w="3300" w:type="dxa"/>
+        </w:tcPr>
+        <w:p>
+          <w:pPr>
+            <w:pStyle w:val="Header"/>
+            <w:jc w:val="center"/>
+          </w:pPr>
+        </w:p>
+      </w:tc>
+      <w:tc>
+        <w:tcPr>
+          <w:tcW w:w="3300" w:type="dxa"/>
+        </w:tcPr>
+        <w:p>
+          <w:pPr>
+            <w:pStyle w:val="Header"/>
+            <w:ind w:right="-115"/>
+            <w:jc w:val="right"/>
+          </w:pPr>
+        </w:p>
+      </w:tc>
+    </w:tr>
+  </w:tbl>
+  <w:p>
+    <w:pPr>
+      <w:pStyle w:val="Header"/>
+    </w:pPr>
+  </w:p>
+</w:hdr>
 </file>
 
 <file path=word/numbering.xml><?xml version="1.0" encoding="utf-8"?>
@@ -34303,7 +34903,6 @@
     <w:basedOn w:val="Normal"/>
     <w:link w:val="CommentTextChar"/>
     <w:uiPriority w:val="99"/>
-    <w:semiHidden/>
     <w:unhideWhenUsed/>
     <w:rsid w:val="00002430"/>
     <w:rPr>
@@ -34316,7 +34915,6 @@
     <w:basedOn w:val="DefaultParagraphFont"/>
     <w:link w:val="CommentText"/>
     <w:uiPriority w:val="99"/>
-    <w:semiHidden/>
     <w:rsid w:val="00002430"/>
     <w:rPr>
       <w:rFonts w:ascii="Times New Roman" w:eastAsia="Times New Roman" w:hAnsi="Times New Roman" w:cs="Times New Roman"/>
@@ -34334,6 +34932,47 @@
     <w:rPr>
       <w:sz w:val="16"/>
       <w:szCs w:val="16"/>
+    </w:rPr>
+  </w:style>
+  <w:style w:type="paragraph" w:styleId="NormalWeb">
+    <w:name w:val="Normal (Web)"/>
+    <w:basedOn w:val="Normal"/>
+    <w:uiPriority w:val="99"/>
+    <w:semiHidden/>
+    <w:unhideWhenUsed/>
+    <w:rsid w:val="00511D17"/>
+    <w:rPr>
+      <w:sz w:val="24"/>
+      <w:szCs w:val="24"/>
+    </w:rPr>
+  </w:style>
+  <w:style w:type="paragraph" w:styleId="CommentSubject">
+    <w:name w:val="annotation subject"/>
+    <w:basedOn w:val="CommentText"/>
+    <w:next w:val="CommentText"/>
+    <w:link w:val="CommentSubjectChar"/>
+    <w:uiPriority w:val="99"/>
+    <w:semiHidden/>
+    <w:unhideWhenUsed/>
+    <w:rsid w:val="00C97C16"/>
+    <w:rPr>
+      <w:b/>
+      <w:bCs/>
+    </w:rPr>
+  </w:style>
+  <w:style w:type="character" w:customStyle="1" w:styleId="CommentSubjectChar">
+    <w:name w:val="Comment Subject Char"/>
+    <w:basedOn w:val="CommentTextChar"/>
+    <w:link w:val="CommentSubject"/>
+    <w:uiPriority w:val="99"/>
+    <w:semiHidden/>
+    <w:rsid w:val="00C97C16"/>
+    <w:rPr>
+      <w:rFonts w:ascii="Times New Roman" w:eastAsia="Times New Roman" w:hAnsi="Times New Roman" w:cs="Times New Roman"/>
+      <w:b/>
+      <w:bCs/>
+      <w:sz w:val="20"/>
+      <w:szCs w:val="20"/>
     </w:rPr>
   </w:style>
 </w:styles>
@@ -34623,6 +35262,10 @@
 </file>
 
 <file path=customXml/item1.xml><?xml version="1.0" encoding="utf-8"?>
+<b:Sources xmlns:b="http://schemas.openxmlformats.org/officeDocument/2006/bibliography" xmlns="http://schemas.openxmlformats.org/officeDocument/2006/bibliography" SelectedStyle="\APASixthEditionOfficeOnline.xsl" StyleName="APA" Version="6"/>
+</file>
+
+<file path=customXml/item2.xml><?xml version="1.0" encoding="utf-8"?>
 <?mso-contentType ?>
 <FormTemplates xmlns="http://schemas.microsoft.com/sharepoint/v3/contenttype/forms">
   <Display>DocumentLibraryForm</Display>
@@ -34631,17 +35274,28 @@
 </FormTemplates>
 </file>
 
-<file path=customXml/item2.xml><?xml version="1.0" encoding="utf-8"?>
+<file path=customXml/item3.xml><?xml version="1.0" encoding="utf-8"?>
 <properties xmlns="http://www.imanage.com/work/xmlschema">
-  <documentid>DMS!19635996.1</documentid>
+  <documentid>DMS!27418533.1</documentid>
   <senderid>VPF</senderid>
   <senderemail>VINCENT.PFAMMATTER@WALDERWYSS.COM</senderemail>
-  <lastmodified>2025-05-09T17:43:00.0000000+02:00</lastmodified>
+  <lastmodified>2026-09-18T11:23:00.0000000+02:00</lastmodified>
   <database>DMS</database>
 </properties>
 </file>
 
-<file path=customXml/item3.xml><?xml version="1.0" encoding="utf-8"?>
+<file path=customXml/item4.xml><?xml version="1.0" encoding="utf-8"?>
+<p:properties xmlns:p="http://schemas.microsoft.com/office/2006/metadata/properties" xmlns:xsi="http://www.w3.org/2001/XMLSchema-instance" xmlns:pc="http://schemas.microsoft.com/office/infopath/2007/PartnerControls">
+  <documentManagement>
+    <lcf76f155ced4ddcb4097134ff3c332f xmlns="a46756d9-7482-4965-a6c6-76d9fdd42a01">
+      <Terms xmlns="http://schemas.microsoft.com/office/infopath/2007/PartnerControls"/>
+    </lcf76f155ced4ddcb4097134ff3c332f>
+    <ReadbyGM xmlns="a46756d9-7482-4965-a6c6-76d9fdd42a01">true</ReadbyGM>
+  </documentManagement>
+</p:properties>
+</file>
+
+<file path=customXml/item5.xml><?xml version="1.0" encoding="utf-8"?>
 <ct:contentTypeSchema xmlns:ct="http://schemas.microsoft.com/office/2006/metadata/contentType" xmlns:ma="http://schemas.microsoft.com/office/2006/metadata/properties/metaAttributes" ct:_="" ma:_="" ma:contentTypeName="Document" ma:contentTypeID="0x01010017CBCFBF4DD2D54C85617D2FEC737AB8" ma:contentTypeVersion="15" ma:contentTypeDescription="Create a new document." ma:contentTypeScope="" ma:versionID="6e815236938e1953e4f6e5d48284dcef">
   <xsd:schema xmlns:xsd="http://www.w3.org/2001/XMLSchema" xmlns:xs="http://www.w3.org/2001/XMLSchema" xmlns:p="http://schemas.microsoft.com/office/2006/metadata/properties" xmlns:ns2="a46756d9-7482-4965-a6c6-76d9fdd42a01" xmlns:ns3="1879b355-c40c-431b-86e4-2f871f6023ab" targetNamespace="http://schemas.microsoft.com/office/2006/metadata/properties" ma:root="true" ma:fieldsID="307159a8ae7a899060b9dbf4e95b847e" ns2:_="" ns3:_="">
     <xsd:import namespace="a46756d9-7482-4965-a6c6-76d9fdd42a01"/>
@@ -34870,22 +35524,15 @@
 </ct:contentTypeSchema>
 </file>
 
-<file path=customXml/item4.xml><?xml version="1.0" encoding="utf-8"?>
-<p:properties xmlns:p="http://schemas.microsoft.com/office/2006/metadata/properties" xmlns:xsi="http://www.w3.org/2001/XMLSchema-instance" xmlns:pc="http://schemas.microsoft.com/office/infopath/2007/PartnerControls">
-  <documentManagement>
-    <lcf76f155ced4ddcb4097134ff3c332f xmlns="a46756d9-7482-4965-a6c6-76d9fdd42a01">
-      <Terms xmlns="http://schemas.microsoft.com/office/infopath/2007/PartnerControls"/>
-    </lcf76f155ced4ddcb4097134ff3c332f>
-    <ReadbyGM xmlns="a46756d9-7482-4965-a6c6-76d9fdd42a01">true</ReadbyGM>
-  </documentManagement>
-</p:properties>
+<file path=customXml/itemProps1.xml><?xml version="1.0" encoding="utf-8"?>
+<ds:datastoreItem xmlns:ds="http://schemas.openxmlformats.org/officeDocument/2006/customXml" ds:itemID="{A4882AF7-999E-432E-8AB6-31E48EB6F60D}">
+  <ds:schemaRefs>
+    <ds:schemaRef ds:uri="http://schemas.openxmlformats.org/officeDocument/2006/bibliography"/>
+  </ds:schemaRefs>
+</ds:datastoreItem>
 </file>
 
-<file path=customXml/item5.xml><?xml version="1.0" encoding="utf-8"?>
-<b:Sources xmlns:b="http://schemas.openxmlformats.org/officeDocument/2006/bibliography" xmlns="http://schemas.openxmlformats.org/officeDocument/2006/bibliography" SelectedStyle="\APASixthEditionOfficeOnline.xsl" StyleName="APA" Version="6"/>
-</file>
-
-<file path=customXml/itemProps1.xml><?xml version="1.0" encoding="utf-8"?>
+<file path=customXml/itemProps2.xml><?xml version="1.0" encoding="utf-8"?>
 <ds:datastoreItem xmlns:ds="http://schemas.openxmlformats.org/officeDocument/2006/customXml" ds:itemID="{15099068-19B8-4FE0-9E77-2BBC7553FB1B}">
   <ds:schemaRefs>
     <ds:schemaRef ds:uri="http://schemas.microsoft.com/sharepoint/v3/contenttype/forms"/>
@@ -34893,16 +35540,12 @@
 </ds:datastoreItem>
 </file>
 
-<file path=customXml/itemProps2.xml><?xml version="1.0" encoding="utf-8"?>
-<ds:datastoreItem xmlns:ds="http://schemas.openxmlformats.org/officeDocument/2006/customXml" ds:itemID="{B6C365CC-40C0-449E-9CC9-84FE06D7C924}">
+<file path=customXml/itemProps3.xml><?xml version="1.0" encoding="utf-8"?>
+<ds:datastoreItem xmlns:ds="http://schemas.openxmlformats.org/officeDocument/2006/customXml" ds:itemID="{724FAD0D-F4FA-4AD4-A4E3-8FE53066464C}">
   <ds:schemaRefs>
     <ds:schemaRef ds:uri="http://www.imanage.com/work/xmlschema"/>
   </ds:schemaRefs>
 </ds:datastoreItem>
-</file>
-
-<file path=customXml/itemProps3.xml><?xml version="1.0" encoding="utf-8"?>
-<ds:datastoreItem xmlns:ds="http://schemas.openxmlformats.org/officeDocument/2006/customXml" ds:itemID="{1A869253-C68B-44D7-82C9-4A5D11556A12}"/>
 </file>
 
 <file path=customXml/itemProps4.xml><?xml version="1.0" encoding="utf-8"?>
@@ -34916,9 +35559,20 @@
 </file>
 
 <file path=customXml/itemProps5.xml><?xml version="1.0" encoding="utf-8"?>
-<ds:datastoreItem xmlns:ds="http://schemas.openxmlformats.org/officeDocument/2006/customXml" ds:itemID="{A4882AF7-999E-432E-8AB6-31E48EB6F60D}">
+<ds:datastoreItem xmlns:ds="http://schemas.openxmlformats.org/officeDocument/2006/customXml" ds:itemID="{4978EED0-EEBC-4C40-9C7D-0A4037B7A321}">
   <ds:schemaRefs>
-    <ds:schemaRef ds:uri="http://schemas.openxmlformats.org/officeDocument/2006/bibliography"/>
+    <ds:schemaRef ds:uri="http://schemas.microsoft.com/office/2006/metadata/contentType"/>
+    <ds:schemaRef ds:uri="http://schemas.microsoft.com/office/2006/metadata/properties/metaAttributes"/>
+    <ds:schemaRef ds:uri="http://www.w3.org/2001/XMLSchema"/>
+    <ds:schemaRef ds:uri="http://schemas.microsoft.com/office/2006/metadata/properties"/>
+    <ds:schemaRef ds:uri="a46756d9-7482-4965-a6c6-76d9fdd42a01"/>
+    <ds:schemaRef ds:uri="1879b355-c40c-431b-86e4-2f871f6023ab"/>
+    <ds:schemaRef ds:uri="http://schemas.microsoft.com/office/2006/documentManagement/types"/>
+    <ds:schemaRef ds:uri="http://schemas.microsoft.com/office/infopath/2007/PartnerControls"/>
+    <ds:schemaRef ds:uri="http://schemas.openxmlformats.org/package/2006/metadata/core-properties"/>
+    <ds:schemaRef ds:uri="http://purl.org/dc/elements/1.1/"/>
+    <ds:schemaRef ds:uri="http://purl.org/dc/terms/"/>
+    <ds:schemaRef ds:uri="http://schemas.microsoft.com/internal/obd"/>
   </ds:schemaRefs>
 </ds:datastoreItem>
 </file>